--- a/public/2026/seq04/FICHE_S4-A01_Phishing_4eme.docx
+++ b/public/2026/seq04/FICHE_S4-A01_Phishing_4eme.docx
@@ -279,7 +279,7 @@
     </w:tbl>
     <w:p>
       <w:pPr>
-        <w:spacing w:after="60"/>
+        <w:spacing w:after="96"/>
       </w:pPr>
     </w:p>
     <w:tbl>
@@ -329,8 +329,8 @@
                 <w:bCs/>
                 <w:i w:val="false"/>
                 <w:iCs w:val="false"/>
-                <w:sz w:val="16"/>
-                <w:szCs w:val="16"/>
+                <w:sz w:val="24"/>
+                <w:szCs w:val="24"/>
               </w:rPr>
               <w:t xml:space="preserve">Nom : </w:t>
             </w:r>
@@ -341,10 +341,10 @@
                 <w:bCs w:val="false"/>
                 <w:i w:val="false"/>
                 <w:iCs w:val="false"/>
-                <w:sz w:val="16"/>
-                <w:szCs w:val="16"/>
-              </w:rPr>
-              <w:t xml:space="preserve">....................................</w:t>
+                <w:sz w:val="24"/>
+                <w:szCs w:val="24"/>
+              </w:rPr>
+              <w:t xml:space="preserve">...................</w:t>
             </w:r>
           </w:p>
         </w:tc>
@@ -376,8 +376,8 @@
                 <w:bCs/>
                 <w:i w:val="false"/>
                 <w:iCs w:val="false"/>
-                <w:sz w:val="16"/>
-                <w:szCs w:val="16"/>
+                <w:sz w:val="24"/>
+                <w:szCs w:val="24"/>
               </w:rPr>
               <w:t xml:space="preserve">Prénom : </w:t>
             </w:r>
@@ -388,10 +388,10 @@
                 <w:bCs w:val="false"/>
                 <w:i w:val="false"/>
                 <w:iCs w:val="false"/>
-                <w:sz w:val="16"/>
-                <w:szCs w:val="16"/>
-              </w:rPr>
-              <w:t xml:space="preserve">...............................</w:t>
+                <w:sz w:val="24"/>
+                <w:szCs w:val="24"/>
+              </w:rPr>
+              <w:t xml:space="preserve">................</w:t>
             </w:r>
           </w:p>
         </w:tc>
@@ -423,8 +423,8 @@
                 <w:bCs/>
                 <w:i w:val="false"/>
                 <w:iCs w:val="false"/>
-                <w:sz w:val="16"/>
-                <w:szCs w:val="16"/>
+                <w:sz w:val="24"/>
+                <w:szCs w:val="24"/>
               </w:rPr>
               <w:t xml:space="preserve">Classe : </w:t>
             </w:r>
@@ -435,10 +435,10 @@
                 <w:bCs w:val="false"/>
                 <w:i w:val="false"/>
                 <w:iCs w:val="false"/>
-                <w:sz w:val="16"/>
-                <w:szCs w:val="16"/>
-              </w:rPr>
-              <w:t xml:space="preserve">..........</w:t>
+                <w:sz w:val="24"/>
+                <w:szCs w:val="24"/>
+              </w:rPr>
+              <w:t xml:space="preserve">......</w:t>
             </w:r>
           </w:p>
         </w:tc>
@@ -470,8 +470,8 @@
                 <w:bCs/>
                 <w:i w:val="false"/>
                 <w:iCs w:val="false"/>
-                <w:sz w:val="16"/>
-                <w:szCs w:val="16"/>
+                <w:sz w:val="24"/>
+                <w:szCs w:val="24"/>
               </w:rPr>
               <w:t xml:space="preserve">Maison : </w:t>
             </w:r>
@@ -482,10 +482,10 @@
                 <w:bCs w:val="false"/>
                 <w:i w:val="false"/>
                 <w:iCs w:val="false"/>
-                <w:sz w:val="16"/>
-                <w:szCs w:val="16"/>
-              </w:rPr>
-              <w:t xml:space="preserve">................</w:t>
+                <w:sz w:val="24"/>
+                <w:szCs w:val="24"/>
+              </w:rPr>
+              <w:t xml:space="preserve">......</w:t>
             </w:r>
           </w:p>
         </w:tc>
@@ -493,7 +493,7 @@
     </w:tbl>
     <w:p>
       <w:pPr>
-        <w:spacing w:after="80"/>
+        <w:spacing w:after="128"/>
       </w:pPr>
     </w:p>
     <w:tbl>
@@ -542,8 +542,8 @@
                 <w:bCs/>
                 <w:i w:val="false"/>
                 <w:iCs w:val="false"/>
-                <w:sz w:val="24"/>
-                <w:szCs w:val="24"/>
+                <w:sz w:val="32"/>
+                <w:szCs w:val="32"/>
               </w:rPr>
               <w:t xml:space="preserve">PHISHING : L'AUDIT DE LA BOÎTE MAIL</w:t>
             </w:r>
@@ -553,7 +553,7 @@
     </w:tbl>
     <w:p>
       <w:pPr>
-        <w:spacing w:after="80"/>
+        <w:spacing w:after="128"/>
       </w:pPr>
     </w:p>
     <w:tbl>
@@ -591,17 +591,17 @@
           </w:tcPr>
           <w:p>
             <w:pPr>
-              <w:spacing w:after="30"/>
-            </w:pPr>
-            <w:r>
-              <w:rPr>
-                <w:rFonts w:ascii="Arial" w:cs="Arial" w:eastAsia="Arial" w:hAnsi="Arial"/>
-                <w:b w:val="false"/>
-                <w:bCs w:val="false"/>
-                <w:i w:val="false"/>
-                <w:iCs w:val="false"/>
-                <w:sz w:val="18"/>
-                <w:szCs w:val="18"/>
+              <w:spacing w:after="48"/>
+            </w:pPr>
+            <w:r>
+              <w:rPr>
+                <w:rFonts w:ascii="Arial" w:cs="Arial" w:eastAsia="Arial" w:hAnsi="Arial"/>
+                <w:b w:val="false"/>
+                <w:bCs w:val="false"/>
+                <w:i w:val="false"/>
+                <w:iCs w:val="false"/>
+                <w:sz w:val="26"/>
+                <w:szCs w:val="26"/>
               </w:rPr>
               <w:t xml:space="preserve">Ce matin, la boîte mail du secrétariat du collège contient 6 messages. Plusieurs sont des pièges (hameçonnage, ou « phishing ») : un seul clic malheureux et les comptes du collège sont piratés. La direction te recrute comme auditeur sécurité.</w:t>
             </w:r>
@@ -617,8 +617,8 @@
                 <w:bCs/>
                 <w:i/>
                 <w:iCs/>
-                <w:sz w:val="18"/>
-                <w:szCs w:val="18"/>
+                <w:sz w:val="26"/>
+                <w:szCs w:val="26"/>
               </w:rPr>
               <w:t xml:space="preserve">PROBLÉMATIQUE : Comment repérer un message piégé, et comment verrouiller ses accès ?</w:t>
             </w:r>
@@ -628,7 +628,7 @@
     </w:tbl>
     <w:p>
       <w:pPr>
-        <w:spacing w:after="80"/>
+        <w:spacing w:after="128"/>
       </w:pPr>
     </w:p>
     <w:tbl>
@@ -676,8 +676,8 @@
                 <w:bCs/>
                 <w:i w:val="false"/>
                 <w:iCs w:val="false"/>
-                <w:sz w:val="20"/>
-                <w:szCs w:val="20"/>
+                <w:sz w:val="28"/>
+                <w:szCs w:val="28"/>
               </w:rPr>
               <w:t xml:space="preserve">PARTIE 1 — Les 5 indices d'un message piégé  (document projeté)</w:t>
             </w:r>
@@ -687,12 +687,12 @@
     </w:tbl>
     <w:p>
       <w:pPr>
-        <w:spacing w:after="40"/>
+        <w:spacing w:after="64"/>
       </w:pPr>
     </w:p>
     <w:p>
       <w:pPr>
-        <w:spacing w:after="60"/>
+        <w:spacing w:after="96"/>
       </w:pPr>
       <w:r>
         <w:rPr>
@@ -701,8 +701,8 @@
           <w:bCs/>
           <w:i w:val="false"/>
           <w:iCs w:val="false"/>
-          <w:sz w:val="18"/>
-          <w:szCs w:val="18"/>
+          <w:sz w:val="26"/>
+          <w:szCs w:val="26"/>
         </w:rPr>
         <w:t xml:space="preserve">➤ </w:t>
       </w:r>
@@ -713,8 +713,8 @@
           <w:bCs w:val="false"/>
           <w:i w:val="false"/>
           <w:iCs w:val="false"/>
-          <w:sz w:val="18"/>
-          <w:szCs w:val="18"/>
+          <w:sz w:val="26"/>
+          <w:szCs w:val="26"/>
         </w:rPr>
         <w:t xml:space="preserve">À partir de l'exemple annoté projeté, complète la liste des 5 indices.</w:t>
       </w:r>
@@ -765,8 +765,8 @@
                 <w:bCs/>
                 <w:i w:val="false"/>
                 <w:iCs w:val="false"/>
-                <w:sz w:val="16"/>
-                <w:szCs w:val="16"/>
+                <w:sz w:val="24"/>
+                <w:szCs w:val="24"/>
               </w:rPr>
               <w:t xml:space="preserve">Indice</w:t>
             </w:r>
@@ -801,8 +801,8 @@
                 <w:bCs/>
                 <w:i w:val="false"/>
                 <w:iCs w:val="false"/>
-                <w:sz w:val="16"/>
-                <w:szCs w:val="16"/>
+                <w:sz w:val="24"/>
+                <w:szCs w:val="24"/>
               </w:rPr>
               <w:t xml:space="preserve">Description</w:t>
             </w:r>
@@ -838,8 +838,8 @@
                 <w:bCs w:val="false"/>
                 <w:i w:val="false"/>
                 <w:iCs w:val="false"/>
-                <w:sz w:val="16"/>
-                <w:szCs w:val="16"/>
+                <w:sz w:val="24"/>
+                <w:szCs w:val="24"/>
               </w:rPr>
               <w:t xml:space="preserve">Indice 1</w:t>
             </w:r>
@@ -873,10 +873,10 @@
                 <w:bCs w:val="false"/>
                 <w:i w:val="false"/>
                 <w:iCs w:val="false"/>
-                <w:sz w:val="16"/>
-                <w:szCs w:val="16"/>
-              </w:rPr>
-              <w:t xml:space="preserve">Une adresse d'expéditeur ......................................................................</w:t>
+                <w:sz w:val="24"/>
+                <w:szCs w:val="24"/>
+              </w:rPr>
+              <w:t xml:space="preserve">Une adresse d'expéditeur .............................................</w:t>
             </w:r>
           </w:p>
         </w:tc>
@@ -910,8 +910,8 @@
                 <w:bCs w:val="false"/>
                 <w:i w:val="false"/>
                 <w:iCs w:val="false"/>
-                <w:sz w:val="16"/>
-                <w:szCs w:val="16"/>
+                <w:sz w:val="24"/>
+                <w:szCs w:val="24"/>
               </w:rPr>
               <w:t xml:space="preserve">Indice 2</w:t>
             </w:r>
@@ -945,10 +945,10 @@
                 <w:bCs w:val="false"/>
                 <w:i w:val="false"/>
                 <w:iCs w:val="false"/>
-                <w:sz w:val="16"/>
-                <w:szCs w:val="16"/>
-              </w:rPr>
-              <w:t xml:space="preserve">Un ton d'............................ ou de menace (« dans 24 h… »)</w:t>
+                <w:sz w:val="24"/>
+                <w:szCs w:val="24"/>
+              </w:rPr>
+              <w:t xml:space="preserve">Un ton d'.............. ou de menace (« dans 24 h… »)</w:t>
             </w:r>
           </w:p>
         </w:tc>
@@ -982,8 +982,8 @@
                 <w:bCs w:val="false"/>
                 <w:i w:val="false"/>
                 <w:iCs w:val="false"/>
-                <w:sz w:val="16"/>
-                <w:szCs w:val="16"/>
+                <w:sz w:val="24"/>
+                <w:szCs w:val="24"/>
               </w:rPr>
               <w:t xml:space="preserve">Indice 3</w:t>
             </w:r>
@@ -1017,10 +1017,10 @@
                 <w:bCs w:val="false"/>
                 <w:i w:val="false"/>
                 <w:iCs w:val="false"/>
-                <w:sz w:val="16"/>
-                <w:szCs w:val="16"/>
-              </w:rPr>
-              <w:t xml:space="preserve">Un lien qui ne mène pas où il ......................................................................</w:t>
+                <w:sz w:val="24"/>
+                <w:szCs w:val="24"/>
+              </w:rPr>
+              <w:t xml:space="preserve">Un lien qui ne mène pas où il .............................................</w:t>
             </w:r>
           </w:p>
         </w:tc>
@@ -1054,8 +1054,8 @@
                 <w:bCs w:val="false"/>
                 <w:i w:val="false"/>
                 <w:iCs w:val="false"/>
-                <w:sz w:val="16"/>
-                <w:szCs w:val="16"/>
+                <w:sz w:val="24"/>
+                <w:szCs w:val="24"/>
               </w:rPr>
               <w:t xml:space="preserve">Indice 4</w:t>
             </w:r>
@@ -1089,10 +1089,10 @@
                 <w:bCs w:val="false"/>
                 <w:i w:val="false"/>
                 <w:iCs w:val="false"/>
-                <w:sz w:val="16"/>
-                <w:szCs w:val="16"/>
-              </w:rPr>
-              <w:t xml:space="preserve">Des ............................ d'orthographe ou une mise en page étrange</w:t>
+                <w:sz w:val="24"/>
+                <w:szCs w:val="24"/>
+              </w:rPr>
+              <w:t xml:space="preserve">Des .............. d'orthographe ou une mise en page étrange</w:t>
             </w:r>
           </w:p>
         </w:tc>
@@ -1126,8 +1126,8 @@
                 <w:bCs w:val="false"/>
                 <w:i w:val="false"/>
                 <w:iCs w:val="false"/>
-                <w:sz w:val="16"/>
-                <w:szCs w:val="16"/>
+                <w:sz w:val="24"/>
+                <w:szCs w:val="24"/>
               </w:rPr>
               <w:t xml:space="preserve">Indice 5</w:t>
             </w:r>
@@ -1161,10 +1161,10 @@
                 <w:bCs w:val="false"/>
                 <w:i w:val="false"/>
                 <w:iCs w:val="false"/>
-                <w:sz w:val="16"/>
-                <w:szCs w:val="16"/>
-              </w:rPr>
-              <w:t xml:space="preserve">Une demande d'............................ ou de coordonnées bancaires</w:t>
+                <w:sz w:val="24"/>
+                <w:szCs w:val="24"/>
+              </w:rPr>
+              <w:t xml:space="preserve">Une demande d'.............. ou de coordonnées bancaires</w:t>
             </w:r>
           </w:p>
         </w:tc>
@@ -1172,7 +1172,7 @@
     </w:tbl>
     <w:p>
       <w:pPr>
-        <w:spacing w:after="50"/>
+        <w:spacing w:after="80"/>
       </w:pPr>
     </w:p>
     <w:tbl>
@@ -1220,8 +1220,8 @@
                 <w:bCs/>
                 <w:i w:val="false"/>
                 <w:iCs w:val="false"/>
-                <w:sz w:val="20"/>
-                <w:szCs w:val="20"/>
+                <w:sz w:val="28"/>
+                <w:szCs w:val="28"/>
               </w:rPr>
               <w:t xml:space="preserve">PARTIE 2 — L'audit : 6 messages au crible  (séance en groupe)</w:t>
             </w:r>
@@ -1231,12 +1231,12 @@
     </w:tbl>
     <w:p>
       <w:pPr>
-        <w:spacing w:after="40"/>
+        <w:spacing w:after="64"/>
       </w:pPr>
     </w:p>
     <w:p>
       <w:pPr>
-        <w:spacing w:after="60"/>
+        <w:spacing w:after="96"/>
       </w:pPr>
       <w:r>
         <w:rPr>
@@ -1245,8 +1245,8 @@
           <w:bCs/>
           <w:i w:val="false"/>
           <w:iCs w:val="false"/>
-          <w:sz w:val="18"/>
-          <w:szCs w:val="18"/>
+          <w:sz w:val="26"/>
+          <w:szCs w:val="26"/>
         </w:rPr>
         <w:t xml:space="preserve">➤ </w:t>
       </w:r>
@@ -1257,8 +1257,8 @@
           <w:bCs w:val="false"/>
           <w:i w:val="false"/>
           <w:iCs w:val="false"/>
-          <w:sz w:val="18"/>
-          <w:szCs w:val="18"/>
+          <w:sz w:val="26"/>
+          <w:szCs w:val="26"/>
         </w:rPr>
         <w:t xml:space="preserve">Pour chaque message projeté, rends ton verdict ET cite l'indice précis qui le prouve. Un verdict sans preuve ne compte pas !</w:t>
       </w:r>
@@ -1309,8 +1309,8 @@
                 <w:bCs/>
                 <w:i w:val="false"/>
                 <w:iCs w:val="false"/>
-                <w:sz w:val="16"/>
-                <w:szCs w:val="16"/>
+                <w:sz w:val="24"/>
+                <w:szCs w:val="24"/>
               </w:rPr>
               <w:t xml:space="preserve">Message</w:t>
             </w:r>
@@ -1345,8 +1345,8 @@
                 <w:bCs/>
                 <w:i w:val="false"/>
                 <w:iCs w:val="false"/>
-                <w:sz w:val="16"/>
-                <w:szCs w:val="16"/>
+                <w:sz w:val="24"/>
+                <w:szCs w:val="24"/>
               </w:rPr>
               <w:t xml:space="preserve">Verdict + preuve</w:t>
             </w:r>
@@ -1382,8 +1382,8 @@
                 <w:bCs w:val="false"/>
                 <w:i w:val="false"/>
                 <w:iCs w:val="false"/>
-                <w:sz w:val="16"/>
-                <w:szCs w:val="16"/>
+                <w:sz w:val="24"/>
+                <w:szCs w:val="24"/>
               </w:rPr>
               <w:t xml:space="preserve">Message 1</w:t>
             </w:r>
@@ -1417,10 +1417,10 @@
                 <w:bCs w:val="false"/>
                 <w:i w:val="false"/>
                 <w:iCs w:val="false"/>
-                <w:sz w:val="16"/>
-                <w:szCs w:val="16"/>
-              </w:rPr>
-              <w:t xml:space="preserve">☐ SÛR  ☐ PIÈGE — preuve : ......................................................................</w:t>
+                <w:sz w:val="24"/>
+                <w:szCs w:val="24"/>
+              </w:rPr>
+              <w:t xml:space="preserve">☐ SÛR  ☐ PIÈGE — preuve : .............................................</w:t>
             </w:r>
           </w:p>
         </w:tc>
@@ -1454,8 +1454,8 @@
                 <w:bCs w:val="false"/>
                 <w:i w:val="false"/>
                 <w:iCs w:val="false"/>
-                <w:sz w:val="16"/>
-                <w:szCs w:val="16"/>
+                <w:sz w:val="24"/>
+                <w:szCs w:val="24"/>
               </w:rPr>
               <w:t xml:space="preserve">Message 2</w:t>
             </w:r>
@@ -1489,10 +1489,10 @@
                 <w:bCs w:val="false"/>
                 <w:i w:val="false"/>
                 <w:iCs w:val="false"/>
-                <w:sz w:val="16"/>
-                <w:szCs w:val="16"/>
-              </w:rPr>
-              <w:t xml:space="preserve">☐ SÛR  ☐ PIÈGE — preuve : ......................................................................</w:t>
+                <w:sz w:val="24"/>
+                <w:szCs w:val="24"/>
+              </w:rPr>
+              <w:t xml:space="preserve">☐ SÛR  ☐ PIÈGE — preuve : .............................................</w:t>
             </w:r>
           </w:p>
         </w:tc>
@@ -1526,8 +1526,8 @@
                 <w:bCs w:val="false"/>
                 <w:i w:val="false"/>
                 <w:iCs w:val="false"/>
-                <w:sz w:val="16"/>
-                <w:szCs w:val="16"/>
+                <w:sz w:val="24"/>
+                <w:szCs w:val="24"/>
               </w:rPr>
               <w:t xml:space="preserve">Message 3</w:t>
             </w:r>
@@ -1561,10 +1561,10 @@
                 <w:bCs w:val="false"/>
                 <w:i w:val="false"/>
                 <w:iCs w:val="false"/>
-                <w:sz w:val="16"/>
-                <w:szCs w:val="16"/>
-              </w:rPr>
-              <w:t xml:space="preserve">☐ SÛR  ☐ PIÈGE — preuve : ......................................................................</w:t>
+                <w:sz w:val="24"/>
+                <w:szCs w:val="24"/>
+              </w:rPr>
+              <w:t xml:space="preserve">☐ SÛR  ☐ PIÈGE — preuve : .............................................</w:t>
             </w:r>
           </w:p>
         </w:tc>
@@ -1598,8 +1598,8 @@
                 <w:bCs w:val="false"/>
                 <w:i w:val="false"/>
                 <w:iCs w:val="false"/>
-                <w:sz w:val="16"/>
-                <w:szCs w:val="16"/>
+                <w:sz w:val="24"/>
+                <w:szCs w:val="24"/>
               </w:rPr>
               <w:t xml:space="preserve">Message 4</w:t>
             </w:r>
@@ -1633,10 +1633,10 @@
                 <w:bCs w:val="false"/>
                 <w:i w:val="false"/>
                 <w:iCs w:val="false"/>
-                <w:sz w:val="16"/>
-                <w:szCs w:val="16"/>
-              </w:rPr>
-              <w:t xml:space="preserve">☐ SÛR  ☐ PIÈGE — preuve : ......................................................................</w:t>
+                <w:sz w:val="24"/>
+                <w:szCs w:val="24"/>
+              </w:rPr>
+              <w:t xml:space="preserve">☐ SÛR  ☐ PIÈGE — preuve : .............................................</w:t>
             </w:r>
           </w:p>
         </w:tc>
@@ -1670,8 +1670,8 @@
                 <w:bCs w:val="false"/>
                 <w:i w:val="false"/>
                 <w:iCs w:val="false"/>
-                <w:sz w:val="16"/>
-                <w:szCs w:val="16"/>
+                <w:sz w:val="24"/>
+                <w:szCs w:val="24"/>
               </w:rPr>
               <w:t xml:space="preserve">Message 5</w:t>
             </w:r>
@@ -1705,10 +1705,10 @@
                 <w:bCs w:val="false"/>
                 <w:i w:val="false"/>
                 <w:iCs w:val="false"/>
-                <w:sz w:val="16"/>
-                <w:szCs w:val="16"/>
-              </w:rPr>
-              <w:t xml:space="preserve">☐ SÛR  ☐ PIÈGE — preuve : ......................................................................</w:t>
+                <w:sz w:val="24"/>
+                <w:szCs w:val="24"/>
+              </w:rPr>
+              <w:t xml:space="preserve">☐ SÛR  ☐ PIÈGE — preuve : .............................................</w:t>
             </w:r>
           </w:p>
         </w:tc>
@@ -1742,8 +1742,8 @@
                 <w:bCs w:val="false"/>
                 <w:i w:val="false"/>
                 <w:iCs w:val="false"/>
-                <w:sz w:val="16"/>
-                <w:szCs w:val="16"/>
+                <w:sz w:val="24"/>
+                <w:szCs w:val="24"/>
               </w:rPr>
               <w:t xml:space="preserve">Message 6</w:t>
             </w:r>
@@ -1777,10 +1777,10 @@
                 <w:bCs w:val="false"/>
                 <w:i w:val="false"/>
                 <w:iCs w:val="false"/>
-                <w:sz w:val="16"/>
-                <w:szCs w:val="16"/>
-              </w:rPr>
-              <w:t xml:space="preserve">☐ SÛR  ☐ PIÈGE — preuve : ......................................................................</w:t>
+                <w:sz w:val="24"/>
+                <w:szCs w:val="24"/>
+              </w:rPr>
+              <w:t xml:space="preserve">☐ SÛR  ☐ PIÈGE — preuve : .............................................</w:t>
             </w:r>
           </w:p>
         </w:tc>
@@ -1788,7 +1788,7 @@
     </w:tbl>
     <w:p>
       <w:pPr>
-        <w:spacing w:after="40" w:before="50"/>
+        <w:spacing w:after="64" w:before="50"/>
       </w:pPr>
       <w:r>
         <w:rPr>
@@ -1797,10 +1797,10 @@
           <w:bCs w:val="false"/>
           <w:i w:val="false"/>
           <w:iCs w:val="false"/>
-          <w:sz w:val="16"/>
-          <w:szCs w:val="16"/>
+          <w:sz w:val="24"/>
+          <w:szCs w:val="24"/>
         </w:rPr>
-        <w:t xml:space="preserve">2a. Que fait-on d'un message piégé ? On ne clique pas, on ne répond pas, on le .......................... et on prévient.</w:t>
+        <w:t xml:space="preserve">2a. Que fait-on d'un message piégé ? On ne clique pas, on ne répond pas, on le ............ et on prévient.</w:t>
       </w:r>
     </w:p>
     <w:tbl>
@@ -1848,8 +1848,8 @@
                 <w:bCs/>
                 <w:i w:val="false"/>
                 <w:iCs w:val="false"/>
-                <w:sz w:val="20"/>
-                <w:szCs w:val="20"/>
+                <w:sz w:val="28"/>
+                <w:szCs w:val="28"/>
               </w:rPr>
               <w:t xml:space="preserve">PARTIE 3 — Verrouiller ses accès : l'authentification forte</w:t>
             </w:r>
@@ -1859,12 +1859,12 @@
     </w:tbl>
     <w:p>
       <w:pPr>
-        <w:spacing w:after="40"/>
+        <w:spacing w:after="64"/>
       </w:pPr>
     </w:p>
     <w:p>
       <w:pPr>
-        <w:spacing w:after="30"/>
+        <w:spacing w:after="48"/>
       </w:pPr>
       <w:r>
         <w:rPr>
@@ -1873,15 +1873,15 @@
           <w:bCs w:val="false"/>
           <w:i w:val="false"/>
           <w:iCs w:val="false"/>
-          <w:sz w:val="16"/>
-          <w:szCs w:val="16"/>
+          <w:sz w:val="24"/>
+          <w:szCs w:val="24"/>
         </w:rPr>
         <w:t xml:space="preserve">3a. Parmi ces candidats, entoure le meilleur mot de passe et justifie : « P@ss1 » — « collège2026 » — « Tortue-Verte-Boit-9-Cafés! »</w:t>
       </w:r>
     </w:p>
     <w:p>
       <w:pPr>
-        <w:spacing w:after="60"/>
+        <w:spacing w:after="96"/>
       </w:pPr>
       <w:r>
         <w:rPr>
@@ -1890,15 +1890,15 @@
           <w:bCs w:val="false"/>
           <w:i w:val="false"/>
           <w:iCs w:val="false"/>
-          <w:sz w:val="16"/>
-          <w:szCs w:val="16"/>
+          <w:sz w:val="24"/>
+          <w:szCs w:val="24"/>
         </w:rPr>
-        <w:t xml:space="preserve">......................................................................................................................</w:t>
+        <w:t xml:space="preserve">.............................................................................</w:t>
       </w:r>
     </w:p>
     <w:p>
       <w:pPr>
-        <w:spacing w:after="30"/>
+        <w:spacing w:after="48"/>
       </w:pPr>
       <w:r>
         <w:rPr>
@@ -1907,15 +1907,15 @@
           <w:bCs w:val="false"/>
           <w:i w:val="false"/>
           <w:iCs w:val="false"/>
-          <w:sz w:val="16"/>
-          <w:szCs w:val="16"/>
+          <w:sz w:val="24"/>
+          <w:szCs w:val="24"/>
         </w:rPr>
         <w:t xml:space="preserve">3b. La double authentification ajoute une 2e preuve d'identité (code reçu sur téléphone). Pourquoi protège-t-elle même si le mot de passe est volé ?</w:t>
       </w:r>
     </w:p>
     <w:p>
       <w:pPr>
-        <w:spacing w:after="60"/>
+        <w:spacing w:after="96"/>
       </w:pPr>
       <w:r>
         <w:rPr>
@@ -1924,15 +1924,15 @@
           <w:bCs w:val="false"/>
           <w:i w:val="false"/>
           <w:iCs w:val="false"/>
-          <w:sz w:val="16"/>
-          <w:szCs w:val="16"/>
+          <w:sz w:val="24"/>
+          <w:szCs w:val="24"/>
         </w:rPr>
-        <w:t xml:space="preserve">......................................................................................................................</w:t>
+        <w:t xml:space="preserve">.............................................................................</w:t>
       </w:r>
     </w:p>
     <w:p>
       <w:pPr>
-        <w:spacing w:after="60"/>
+        <w:spacing w:after="96"/>
       </w:pPr>
       <w:r>
         <w:rPr>
@@ -1941,15 +1941,15 @@
           <w:bCs w:val="false"/>
           <w:i w:val="false"/>
           <w:iCs w:val="false"/>
-          <w:sz w:val="16"/>
-          <w:szCs w:val="16"/>
+          <w:sz w:val="24"/>
+          <w:szCs w:val="24"/>
         </w:rPr>
-        <w:t xml:space="preserve">......................................................................................................................</w:t>
+        <w:t xml:space="preserve">.............................................................................</w:t>
       </w:r>
     </w:p>
     <w:p>
       <w:pPr>
-        <w:spacing w:after="30"/>
+        <w:spacing w:after="48"/>
       </w:pPr>
     </w:p>
     <w:tbl>
@@ -1988,7 +1988,7 @@
           </w:tcPr>
           <w:p>
             <w:pPr>
-              <w:spacing w:after="60"/>
+              <w:spacing w:after="96"/>
             </w:pPr>
             <w:r>
               <w:rPr>
@@ -1997,61 +1997,61 @@
                 <w:bCs/>
                 <w:i w:val="false"/>
                 <w:iCs w:val="false"/>
-                <w:sz w:val="20"/>
-                <w:szCs w:val="20"/>
+                <w:sz w:val="28"/>
+                <w:szCs w:val="28"/>
               </w:rPr>
               <w:t xml:space="preserve">BILAN — Ce que je retiens</w:t>
             </w:r>
           </w:p>
           <w:p>
             <w:pPr>
-              <w:spacing w:after="60"/>
-            </w:pPr>
-            <w:r>
-              <w:rPr>
-                <w:rFonts w:ascii="Arial" w:cs="Arial" w:eastAsia="Arial" w:hAnsi="Arial"/>
-                <w:b w:val="false"/>
-                <w:bCs w:val="false"/>
-                <w:i w:val="false"/>
-                <w:iCs w:val="false"/>
-                <w:sz w:val="18"/>
-                <w:szCs w:val="18"/>
-              </w:rPr>
-              <w:t xml:space="preserve">Le phishing (hameçonnage) cherche à me faire ...................................... sur un lien ou donner mes identifiants.</w:t>
-            </w:r>
-          </w:p>
-          <w:p>
-            <w:pPr>
-              <w:spacing w:after="60"/>
-            </w:pPr>
-            <w:r>
-              <w:rPr>
-                <w:rFonts w:ascii="Arial" w:cs="Arial" w:eastAsia="Arial" w:hAnsi="Arial"/>
-                <w:b w:val="false"/>
-                <w:bCs w:val="false"/>
-                <w:i w:val="false"/>
-                <w:iCs w:val="false"/>
-                <w:sz w:val="18"/>
-                <w:szCs w:val="18"/>
-              </w:rPr>
-              <w:t xml:space="preserve">Face au doute : je ne clique pas, je vérifie l'...................................... de l'expéditeur, je signale.</w:t>
-            </w:r>
-          </w:p>
-          <w:p>
-            <w:pPr>
-              <w:spacing w:after="60"/>
-            </w:pPr>
-            <w:r>
-              <w:rPr>
-                <w:rFonts w:ascii="Arial" w:cs="Arial" w:eastAsia="Arial" w:hAnsi="Arial"/>
-                <w:b w:val="false"/>
-                <w:bCs w:val="false"/>
-                <w:i w:val="false"/>
-                <w:iCs w:val="false"/>
-                <w:sz w:val="18"/>
-                <w:szCs w:val="18"/>
-              </w:rPr>
-              <w:t xml:space="preserve">Mot de passe long (phrase de passe) + ...................................... authentification = accès verrouillé.</w:t>
+              <w:spacing w:after="96"/>
+            </w:pPr>
+            <w:r>
+              <w:rPr>
+                <w:rFonts w:ascii="Arial" w:cs="Arial" w:eastAsia="Arial" w:hAnsi="Arial"/>
+                <w:b w:val="false"/>
+                <w:bCs w:val="false"/>
+                <w:i w:val="false"/>
+                <w:iCs w:val="false"/>
+                <w:sz w:val="26"/>
+                <w:szCs w:val="26"/>
+              </w:rPr>
+              <w:t xml:space="preserve">Le phishing (hameçonnage) cherche à me faire ..................... sur un lien ou donner mes identifiants.</w:t>
+            </w:r>
+          </w:p>
+          <w:p>
+            <w:pPr>
+              <w:spacing w:after="96"/>
+            </w:pPr>
+            <w:r>
+              <w:rPr>
+                <w:rFonts w:ascii="Arial" w:cs="Arial" w:eastAsia="Arial" w:hAnsi="Arial"/>
+                <w:b w:val="false"/>
+                <w:bCs w:val="false"/>
+                <w:i w:val="false"/>
+                <w:iCs w:val="false"/>
+                <w:sz w:val="26"/>
+                <w:szCs w:val="26"/>
+              </w:rPr>
+              <w:t xml:space="preserve">Face au doute : je ne clique pas, je vérifie l'..................... de l'expéditeur, je signale.</w:t>
+            </w:r>
+          </w:p>
+          <w:p>
+            <w:pPr>
+              <w:spacing w:after="96"/>
+            </w:pPr>
+            <w:r>
+              <w:rPr>
+                <w:rFonts w:ascii="Arial" w:cs="Arial" w:eastAsia="Arial" w:hAnsi="Arial"/>
+                <w:b w:val="false"/>
+                <w:bCs w:val="false"/>
+                <w:i w:val="false"/>
+                <w:iCs w:val="false"/>
+                <w:sz w:val="26"/>
+                <w:szCs w:val="26"/>
+              </w:rPr>
+              <w:t xml:space="preserve">Mot de passe long (phrase de passe) + ..................... authentification = accès verrouillé.</w:t>
             </w:r>
           </w:p>
         </w:tc>
@@ -2069,8 +2069,8 @@
           <w:bCs w:val="false"/>
           <w:i/>
           <w:iCs/>
-          <w:sz w:val="16"/>
-          <w:szCs w:val="16"/>
+          <w:sz w:val="24"/>
+          <w:szCs w:val="24"/>
         </w:rPr>
         <w:t xml:space="preserve">« Dans un e-mail piégé, l'urgence est toujours suspecte. »</w:t>
       </w:r>
@@ -2223,8 +2223,8 @@
     <w:rPrDefault>
       <w:rPr>
         <w:rFonts w:ascii="Arial" w:cs="Arial" w:eastAsia="Arial" w:hAnsi="Arial"/>
-        <w:sz w:val="18"/>
-        <w:szCs w:val="18"/>
+        <w:sz w:val="24"/>
+        <w:szCs w:val="24"/>
       </w:rPr>
     </w:rPrDefault>
     <w:pPrDefault/>

--- a/public/2026/seq04/FICHE_S4-A01_Phishing_4eme.docx
+++ b/public/2026/seq04/FICHE_S4-A01_Phishing_4eme.docx
@@ -21,6 +21,9 @@
         <w:gridCol w:w="1200"/>
       </w:tblGrid>
       <w:tr>
+        <w:trPr>
+          <w:cantSplit/>
+        </w:trPr>
         <w:tc>
           <w:tcPr>
             <w:tcW w:type="dxa" w:w="1266"/>
@@ -210,6 +213,32 @@
               <w:t xml:space="preserve">ACTIVITÉ N°01</w:t>
             </w:r>
           </w:p>
+          <w:p>
+            <w:pPr>
+              <w:spacing w:after="0"/>
+            </w:pPr>
+            <w:r>
+              <w:rPr>
+                <w:rFonts w:ascii="Arial" w:cs="Arial" w:eastAsia="Arial" w:hAnsi="Arial"/>
+                <w:sz w:val="14"/>
+                <w:szCs w:val="14"/>
+              </w:rPr>
+              <w:t xml:space="preserve">NOM : ..............................</w:t>
+            </w:r>
+          </w:p>
+          <w:p>
+            <w:pPr>
+              <w:spacing w:after="0"/>
+            </w:pPr>
+            <w:r>
+              <w:rPr>
+                <w:rFonts w:ascii="Arial" w:cs="Arial" w:eastAsia="Arial" w:hAnsi="Arial"/>
+                <w:sz w:val="14"/>
+                <w:szCs w:val="14"/>
+              </w:rPr>
+              <w:t xml:space="preserve">PRÉNOM : .........................</w:t>
+            </w:r>
+          </w:p>
         </w:tc>
         <w:tc>
           <w:tcPr>
@@ -295,32 +324,36 @@
         </w:tblBorders>
       </w:tblPr>
       <w:tblGrid>
-        <w:gridCol w:w="2840"/>
-        <w:gridCol w:w="2840"/>
-        <w:gridCol w:w="1640"/>
-        <w:gridCol w:w="2040"/>
+        <w:gridCol w:w="9360"/>
       </w:tblGrid>
       <w:tr>
-        <w:tc>
-          <w:tcPr>
-            <w:tcW w:type="dxa" w:w="2840"/>
-            <w:tcBorders>
-              <w:top w:val="single" w:color="000000" w:sz="6"/>
-              <w:left w:val="single" w:color="000000" w:sz="6"/>
-              <w:bottom w:val="single" w:color="000000" w:sz="6"/>
-              <w:right w:val="single" w:color="000000" w:sz="6"/>
-            </w:tcBorders>
-            <w:tcMar>
-              <w:top w:type="dxa" w:w="40"/>
-              <w:left w:type="dxa" w:w="80"/>
-              <w:bottom w:type="dxa" w:w="40"/>
-              <w:right w:type="dxa" w:w="80"/>
-            </w:tcMar>
-            <w:vAlign w:val="center"/>
-          </w:tcPr>
-          <w:p>
-            <w:pPr>
-              <w:spacing w:after="0"/>
+        <w:trPr>
+          <w:cantSplit/>
+        </w:trPr>
+        <w:tc>
+          <w:tcPr>
+            <w:tcW w:type="dxa" w:w="9360"/>
+            <w:tcBorders>
+              <w:top w:val="single" w:color="000000" w:sz="6"/>
+              <w:left w:val="single" w:color="000000" w:sz="6"/>
+              <w:bottom w:val="single" w:color="000000" w:sz="6"/>
+              <w:right w:val="single" w:color="000000" w:sz="6"/>
+            </w:tcBorders>
+            <w:shd w:fill="D9D9D9" w:val="clear"/>
+            <w:tcMar>
+              <w:top w:type="dxa" w:w="40"/>
+              <w:left w:type="dxa" w:w="80"/>
+              <w:bottom w:type="dxa" w:w="40"/>
+              <w:right w:type="dxa" w:w="80"/>
+            </w:tcMar>
+            <w:vAlign w:val="center"/>
+          </w:tcPr>
+          <w:p>
+            <w:pPr>
+              <w:keepNext/>
+              <w:keepLines/>
+              <w:spacing w:after="0"/>
+              <w:jc w:val="center"/>
             </w:pPr>
             <w:r>
               <w:rPr>
@@ -329,163 +362,10 @@
                 <w:bCs/>
                 <w:i w:val="false"/>
                 <w:iCs w:val="false"/>
-                <w:sz w:val="24"/>
-                <w:szCs w:val="24"/>
-              </w:rPr>
-              <w:t xml:space="preserve">Nom : </w:t>
-            </w:r>
-            <w:r>
-              <w:rPr>
-                <w:rFonts w:ascii="Arial" w:cs="Arial" w:eastAsia="Arial" w:hAnsi="Arial"/>
-                <w:b w:val="false"/>
-                <w:bCs w:val="false"/>
-                <w:i w:val="false"/>
-                <w:iCs w:val="false"/>
-                <w:sz w:val="24"/>
-                <w:szCs w:val="24"/>
-              </w:rPr>
-              <w:t xml:space="preserve">...................</w:t>
-            </w:r>
-          </w:p>
-        </w:tc>
-        <w:tc>
-          <w:tcPr>
-            <w:tcW w:type="dxa" w:w="2840"/>
-            <w:tcBorders>
-              <w:top w:val="single" w:color="000000" w:sz="6"/>
-              <w:left w:val="single" w:color="000000" w:sz="6"/>
-              <w:bottom w:val="single" w:color="000000" w:sz="6"/>
-              <w:right w:val="single" w:color="000000" w:sz="6"/>
-            </w:tcBorders>
-            <w:tcMar>
-              <w:top w:type="dxa" w:w="40"/>
-              <w:left w:type="dxa" w:w="80"/>
-              <w:bottom w:type="dxa" w:w="40"/>
-              <w:right w:type="dxa" w:w="80"/>
-            </w:tcMar>
-            <w:vAlign w:val="center"/>
-          </w:tcPr>
-          <w:p>
-            <w:pPr>
-              <w:spacing w:after="0"/>
-            </w:pPr>
-            <w:r>
-              <w:rPr>
-                <w:rFonts w:ascii="Arial" w:cs="Arial" w:eastAsia="Arial" w:hAnsi="Arial"/>
-                <w:b/>
-                <w:bCs/>
-                <w:i w:val="false"/>
-                <w:iCs w:val="false"/>
-                <w:sz w:val="24"/>
-                <w:szCs w:val="24"/>
-              </w:rPr>
-              <w:t xml:space="preserve">Prénom : </w:t>
-            </w:r>
-            <w:r>
-              <w:rPr>
-                <w:rFonts w:ascii="Arial" w:cs="Arial" w:eastAsia="Arial" w:hAnsi="Arial"/>
-                <w:b w:val="false"/>
-                <w:bCs w:val="false"/>
-                <w:i w:val="false"/>
-                <w:iCs w:val="false"/>
-                <w:sz w:val="24"/>
-                <w:szCs w:val="24"/>
-              </w:rPr>
-              <w:t xml:space="preserve">................</w:t>
-            </w:r>
-          </w:p>
-        </w:tc>
-        <w:tc>
-          <w:tcPr>
-            <w:tcW w:type="dxa" w:w="1640"/>
-            <w:tcBorders>
-              <w:top w:val="single" w:color="000000" w:sz="6"/>
-              <w:left w:val="single" w:color="000000" w:sz="6"/>
-              <w:bottom w:val="single" w:color="000000" w:sz="6"/>
-              <w:right w:val="single" w:color="000000" w:sz="6"/>
-            </w:tcBorders>
-            <w:tcMar>
-              <w:top w:type="dxa" w:w="40"/>
-              <w:left w:type="dxa" w:w="80"/>
-              <w:bottom w:type="dxa" w:w="40"/>
-              <w:right w:type="dxa" w:w="80"/>
-            </w:tcMar>
-            <w:vAlign w:val="center"/>
-          </w:tcPr>
-          <w:p>
-            <w:pPr>
-              <w:spacing w:after="0"/>
-            </w:pPr>
-            <w:r>
-              <w:rPr>
-                <w:rFonts w:ascii="Arial" w:cs="Arial" w:eastAsia="Arial" w:hAnsi="Arial"/>
-                <w:b/>
-                <w:bCs/>
-                <w:i w:val="false"/>
-                <w:iCs w:val="false"/>
-                <w:sz w:val="24"/>
-                <w:szCs w:val="24"/>
-              </w:rPr>
-              <w:t xml:space="preserve">Classe : </w:t>
-            </w:r>
-            <w:r>
-              <w:rPr>
-                <w:rFonts w:ascii="Arial" w:cs="Arial" w:eastAsia="Arial" w:hAnsi="Arial"/>
-                <w:b w:val="false"/>
-                <w:bCs w:val="false"/>
-                <w:i w:val="false"/>
-                <w:iCs w:val="false"/>
-                <w:sz w:val="24"/>
-                <w:szCs w:val="24"/>
-              </w:rPr>
-              <w:t xml:space="preserve">......</w:t>
-            </w:r>
-          </w:p>
-        </w:tc>
-        <w:tc>
-          <w:tcPr>
-            <w:tcW w:type="dxa" w:w="2040"/>
-            <w:tcBorders>
-              <w:top w:val="single" w:color="000000" w:sz="6"/>
-              <w:left w:val="single" w:color="000000" w:sz="6"/>
-              <w:bottom w:val="single" w:color="000000" w:sz="6"/>
-              <w:right w:val="single" w:color="000000" w:sz="6"/>
-            </w:tcBorders>
-            <w:tcMar>
-              <w:top w:type="dxa" w:w="40"/>
-              <w:left w:type="dxa" w:w="80"/>
-              <w:bottom w:type="dxa" w:w="40"/>
-              <w:right w:type="dxa" w:w="80"/>
-            </w:tcMar>
-            <w:vAlign w:val="center"/>
-          </w:tcPr>
-          <w:p>
-            <w:pPr>
-              <w:spacing w:after="0"/>
-            </w:pPr>
-            <w:r>
-              <w:rPr>
-                <w:rFonts w:ascii="Arial" w:cs="Arial" w:eastAsia="Arial" w:hAnsi="Arial"/>
-                <w:b/>
-                <w:bCs/>
-                <w:i w:val="false"/>
-                <w:iCs w:val="false"/>
-                <w:sz w:val="24"/>
-                <w:szCs w:val="24"/>
-              </w:rPr>
-              <w:t xml:space="preserve">Maison : </w:t>
-            </w:r>
-            <w:r>
-              <w:rPr>
-                <w:rFonts w:ascii="Arial" w:cs="Arial" w:eastAsia="Arial" w:hAnsi="Arial"/>
-                <w:b w:val="false"/>
-                <w:bCs w:val="false"/>
-                <w:i w:val="false"/>
-                <w:iCs w:val="false"/>
-                <w:sz w:val="24"/>
-                <w:szCs w:val="24"/>
-              </w:rPr>
-              <w:t xml:space="preserve">......</w:t>
+                <w:sz w:val="32"/>
+                <w:szCs w:val="32"/>
+              </w:rPr>
+              <w:t xml:space="preserve">PHISHING : L'AUDIT DE LA BOÎTE MAIL</w:t>
             </w:r>
           </w:p>
         </w:tc>
@@ -493,6 +373,8 @@
     </w:tbl>
     <w:p>
       <w:pPr>
+        <w:keepNext/>
+        <w:keepLines/>
         <w:spacing w:after="128"/>
       </w:pPr>
     </w:p>
@@ -512,66 +394,9 @@
         <w:gridCol w:w="9360"/>
       </w:tblGrid>
       <w:tr>
-        <w:tc>
-          <w:tcPr>
-            <w:tcW w:type="dxa" w:w="9360"/>
-            <w:tcBorders>
-              <w:top w:val="single" w:color="000000" w:sz="6"/>
-              <w:left w:val="single" w:color="000000" w:sz="6"/>
-              <w:bottom w:val="single" w:color="000000" w:sz="6"/>
-              <w:right w:val="single" w:color="000000" w:sz="6"/>
-            </w:tcBorders>
-            <w:shd w:fill="D9D9D9" w:val="clear"/>
-            <w:tcMar>
-              <w:top w:type="dxa" w:w="40"/>
-              <w:left w:type="dxa" w:w="80"/>
-              <w:bottom w:type="dxa" w:w="40"/>
-              <w:right w:type="dxa" w:w="80"/>
-            </w:tcMar>
-            <w:vAlign w:val="center"/>
-          </w:tcPr>
-          <w:p>
-            <w:pPr>
-              <w:spacing w:after="0"/>
-              <w:jc w:val="center"/>
-            </w:pPr>
-            <w:r>
-              <w:rPr>
-                <w:rFonts w:ascii="Arial" w:cs="Arial" w:eastAsia="Arial" w:hAnsi="Arial"/>
-                <w:b/>
-                <w:bCs/>
-                <w:i w:val="false"/>
-                <w:iCs w:val="false"/>
-                <w:sz w:val="32"/>
-                <w:szCs w:val="32"/>
-              </w:rPr>
-              <w:t xml:space="preserve">PHISHING : L'AUDIT DE LA BOÎTE MAIL</w:t>
-            </w:r>
-          </w:p>
-        </w:tc>
-      </w:tr>
-    </w:tbl>
-    <w:p>
-      <w:pPr>
-        <w:spacing w:after="128"/>
-      </w:pPr>
-    </w:p>
-    <w:tbl>
-      <w:tblPr>
-        <w:tblW w:type="dxa" w:w="9360"/>
-        <w:tblBorders>
-          <w:top w:val="single" w:color="auto" w:sz="4"/>
-          <w:left w:val="single" w:color="auto" w:sz="4"/>
-          <w:bottom w:val="single" w:color="auto" w:sz="4"/>
-          <w:right w:val="single" w:color="auto" w:sz="4"/>
-          <w:insideH w:val="single" w:color="auto" w:sz="4"/>
-          <w:insideV w:val="single" w:color="auto" w:sz="4"/>
-        </w:tblBorders>
-      </w:tblPr>
-      <w:tblGrid>
-        <w:gridCol w:w="9360"/>
-      </w:tblGrid>
-      <w:tr>
+        <w:trPr>
+          <w:cantSplit/>
+        </w:trPr>
         <w:tc>
           <w:tcPr>
             <w:tcW w:type="dxa" w:w="9360"/>
@@ -591,6 +416,8 @@
           </w:tcPr>
           <w:p>
             <w:pPr>
+              <w:keepNext/>
+              <w:keepLines/>
               <w:spacing w:after="48"/>
             </w:pPr>
             <w:r>
@@ -608,6 +435,8 @@
           </w:p>
           <w:p>
             <w:pPr>
+              <w:keepNext/>
+              <w:keepLines/>
               <w:spacing w:after="0"/>
             </w:pPr>
             <w:r>
@@ -628,70 +457,35 @@
     </w:tbl>
     <w:p>
       <w:pPr>
-        <w:spacing w:after="128"/>
-      </w:pPr>
-    </w:p>
-    <w:tbl>
-      <w:tblPr>
-        <w:tblW w:type="dxa" w:w="9360"/>
-        <w:tblBorders>
-          <w:top w:val="single" w:color="auto" w:sz="4"/>
-          <w:left w:val="single" w:color="auto" w:sz="4"/>
-          <w:bottom w:val="single" w:color="auto" w:sz="4"/>
-          <w:right w:val="single" w:color="auto" w:sz="4"/>
-          <w:insideH w:val="single" w:color="auto" w:sz="4"/>
-          <w:insideV w:val="single" w:color="auto" w:sz="4"/>
-        </w:tblBorders>
-      </w:tblPr>
-      <w:tblGrid>
-        <w:gridCol w:w="9360"/>
-      </w:tblGrid>
-      <w:tr>
-        <w:tc>
-          <w:tcPr>
-            <w:tcW w:type="dxa" w:w="9360"/>
-            <w:tcBorders>
-              <w:top w:val="single" w:color="000000" w:sz="6"/>
-              <w:left w:val="single" w:color="000000" w:sz="6"/>
-              <w:bottom w:val="single" w:color="000000" w:sz="6"/>
-              <w:right w:val="single" w:color="000000" w:sz="6"/>
-            </w:tcBorders>
-            <w:shd w:fill="D9D9D9" w:val="clear"/>
-            <w:tcMar>
-              <w:top w:type="dxa" w:w="40"/>
-              <w:left w:type="dxa" w:w="80"/>
-              <w:bottom w:type="dxa" w:w="40"/>
-              <w:right w:type="dxa" w:w="80"/>
-            </w:tcMar>
-            <w:vAlign w:val="center"/>
-          </w:tcPr>
-          <w:p>
-            <w:pPr>
-              <w:spacing w:after="0"/>
-            </w:pPr>
-            <w:r>
-              <w:rPr>
-                <w:rFonts w:ascii="Arial" w:cs="Arial" w:eastAsia="Arial" w:hAnsi="Arial"/>
-                <w:b/>
-                <w:bCs/>
-                <w:i w:val="false"/>
-                <w:iCs w:val="false"/>
-                <w:sz w:val="28"/>
-                <w:szCs w:val="28"/>
-              </w:rPr>
-              <w:t xml:space="preserve">PARTIE 1 — Les 5 indices d'un message piégé  (document projeté)</w:t>
-            </w:r>
-          </w:p>
-        </w:tc>
-      </w:tr>
-    </w:tbl>
-    <w:p>
-      <w:pPr>
-        <w:spacing w:after="64"/>
-      </w:pPr>
+        <w:keepNext/>
+        <w:keepLines/>
+        <w:pBdr>
+          <w:top w:val="single" w:color="000000" w:sz="6" w:space="4"/>
+          <w:left w:val="single" w:color="000000" w:sz="6" w:space="4"/>
+          <w:bottom w:val="single" w:color="000000" w:sz="6" w:space="4"/>
+          <w:right w:val="single" w:color="000000" w:sz="6" w:space="4"/>
+        </w:pBdr>
+        <w:shd w:val="clear" w:color="auto" w:fill="D9D9D9"/>
+        <w:spacing w:before="150" w:after="130"/>
+        <w:ind w:left="0" w:right="1106"/>
+      </w:pPr>
+      <w:r>
+        <w:rPr>
+          <w:rFonts w:ascii="Arial" w:cs="Arial" w:eastAsia="Arial" w:hAnsi="Arial"/>
+          <w:b/>
+          <w:bCs/>
+          <w:i w:val="false"/>
+          <w:iCs w:val="false"/>
+          <w:sz w:val="28"/>
+          <w:szCs w:val="28"/>
+        </w:rPr>
+        <w:t xml:space="preserve">PARTIE 1 — Les 5 indices d'un message piégé  (document projeté)</w:t>
+      </w:r>
     </w:p>
     <w:p>
       <w:pPr>
+        <w:keepNext/>
+        <w:keepLines/>
         <w:spacing w:after="96"/>
       </w:pPr>
       <w:r>
@@ -736,6 +530,9 @@
         <w:gridCol w:w="7560"/>
       </w:tblGrid>
       <w:tr>
+        <w:trPr>
+          <w:cantSplit/>
+        </w:trPr>
         <w:tc>
           <w:tcPr>
             <w:tcW w:type="dxa" w:w="1800"/>
@@ -756,6 +553,8 @@
           </w:tcPr>
           <w:p>
             <w:pPr>
+              <w:keepNext/>
+              <w:keepLines/>
               <w:spacing w:after="0"/>
             </w:pPr>
             <w:r>
@@ -792,6 +591,8 @@
           </w:tcPr>
           <w:p>
             <w:pPr>
+              <w:keepNext/>
+              <w:keepLines/>
               <w:spacing w:after="0"/>
             </w:pPr>
             <w:r>
@@ -810,6 +611,9 @@
         </w:tc>
       </w:tr>
       <w:tr>
+        <w:trPr>
+          <w:cantSplit/>
+        </w:trPr>
         <w:tc>
           <w:tcPr>
             <w:tcW w:type="dxa" w:w="1800"/>
@@ -829,6 +633,8 @@
           </w:tcPr>
           <w:p>
             <w:pPr>
+              <w:keepNext/>
+              <w:keepLines/>
               <w:spacing w:after="0"/>
             </w:pPr>
             <w:r>
@@ -864,6 +670,8 @@
           </w:tcPr>
           <w:p>
             <w:pPr>
+              <w:keepNext/>
+              <w:keepLines/>
               <w:spacing w:after="0"/>
             </w:pPr>
             <w:r>
@@ -882,6 +690,9 @@
         </w:tc>
       </w:tr>
       <w:tr>
+        <w:trPr>
+          <w:cantSplit/>
+        </w:trPr>
         <w:tc>
           <w:tcPr>
             <w:tcW w:type="dxa" w:w="1800"/>
@@ -901,6 +712,8 @@
           </w:tcPr>
           <w:p>
             <w:pPr>
+              <w:keepNext/>
+              <w:keepLines/>
               <w:spacing w:after="0"/>
             </w:pPr>
             <w:r>
@@ -936,6 +749,8 @@
           </w:tcPr>
           <w:p>
             <w:pPr>
+              <w:keepNext/>
+              <w:keepLines/>
               <w:spacing w:after="0"/>
             </w:pPr>
             <w:r>
@@ -954,6 +769,9 @@
         </w:tc>
       </w:tr>
       <w:tr>
+        <w:trPr>
+          <w:cantSplit/>
+        </w:trPr>
         <w:tc>
           <w:tcPr>
             <w:tcW w:type="dxa" w:w="1800"/>
@@ -973,6 +791,8 @@
           </w:tcPr>
           <w:p>
             <w:pPr>
+              <w:keepNext/>
+              <w:keepLines/>
               <w:spacing w:after="0"/>
             </w:pPr>
             <w:r>
@@ -1008,6 +828,8 @@
           </w:tcPr>
           <w:p>
             <w:pPr>
+              <w:keepNext/>
+              <w:keepLines/>
               <w:spacing w:after="0"/>
             </w:pPr>
             <w:r>
@@ -1026,6 +848,9 @@
         </w:tc>
       </w:tr>
       <w:tr>
+        <w:trPr>
+          <w:cantSplit/>
+        </w:trPr>
         <w:tc>
           <w:tcPr>
             <w:tcW w:type="dxa" w:w="1800"/>
@@ -1045,6 +870,8 @@
           </w:tcPr>
           <w:p>
             <w:pPr>
+              <w:keepNext/>
+              <w:keepLines/>
               <w:spacing w:after="0"/>
             </w:pPr>
             <w:r>
@@ -1080,6 +907,8 @@
           </w:tcPr>
           <w:p>
             <w:pPr>
+              <w:keepNext/>
+              <w:keepLines/>
               <w:spacing w:after="0"/>
             </w:pPr>
             <w:r>
@@ -1098,6 +927,9 @@
         </w:tc>
       </w:tr>
       <w:tr>
+        <w:trPr>
+          <w:cantSplit/>
+        </w:trPr>
         <w:tc>
           <w:tcPr>
             <w:tcW w:type="dxa" w:w="1800"/>
@@ -1172,70 +1004,35 @@
     </w:tbl>
     <w:p>
       <w:pPr>
-        <w:spacing w:after="80"/>
-      </w:pPr>
-    </w:p>
-    <w:tbl>
-      <w:tblPr>
-        <w:tblW w:type="dxa" w:w="9360"/>
-        <w:tblBorders>
-          <w:top w:val="single" w:color="auto" w:sz="4"/>
-          <w:left w:val="single" w:color="auto" w:sz="4"/>
-          <w:bottom w:val="single" w:color="auto" w:sz="4"/>
-          <w:right w:val="single" w:color="auto" w:sz="4"/>
-          <w:insideH w:val="single" w:color="auto" w:sz="4"/>
-          <w:insideV w:val="single" w:color="auto" w:sz="4"/>
-        </w:tblBorders>
-      </w:tblPr>
-      <w:tblGrid>
-        <w:gridCol w:w="9360"/>
-      </w:tblGrid>
-      <w:tr>
-        <w:tc>
-          <w:tcPr>
-            <w:tcW w:type="dxa" w:w="9360"/>
-            <w:tcBorders>
-              <w:top w:val="single" w:color="000000" w:sz="6"/>
-              <w:left w:val="single" w:color="000000" w:sz="6"/>
-              <w:bottom w:val="single" w:color="000000" w:sz="6"/>
-              <w:right w:val="single" w:color="000000" w:sz="6"/>
-            </w:tcBorders>
-            <w:shd w:fill="D9D9D9" w:val="clear"/>
-            <w:tcMar>
-              <w:top w:type="dxa" w:w="40"/>
-              <w:left w:type="dxa" w:w="80"/>
-              <w:bottom w:type="dxa" w:w="40"/>
-              <w:right w:type="dxa" w:w="80"/>
-            </w:tcMar>
-            <w:vAlign w:val="center"/>
-          </w:tcPr>
-          <w:p>
-            <w:pPr>
-              <w:spacing w:after="0"/>
-            </w:pPr>
-            <w:r>
-              <w:rPr>
-                <w:rFonts w:ascii="Arial" w:cs="Arial" w:eastAsia="Arial" w:hAnsi="Arial"/>
-                <w:b/>
-                <w:bCs/>
-                <w:i w:val="false"/>
-                <w:iCs w:val="false"/>
-                <w:sz w:val="28"/>
-                <w:szCs w:val="28"/>
-              </w:rPr>
-              <w:t xml:space="preserve">PARTIE 2 — L'audit : 6 messages au crible  (séance en groupe)</w:t>
-            </w:r>
-          </w:p>
-        </w:tc>
-      </w:tr>
-    </w:tbl>
-    <w:p>
-      <w:pPr>
-        <w:spacing w:after="64"/>
-      </w:pPr>
+        <w:keepNext/>
+        <w:keepLines/>
+        <w:pBdr>
+          <w:top w:val="single" w:color="000000" w:sz="6" w:space="4"/>
+          <w:left w:val="single" w:color="000000" w:sz="6" w:space="4"/>
+          <w:bottom w:val="single" w:color="000000" w:sz="6" w:space="4"/>
+          <w:right w:val="single" w:color="000000" w:sz="6" w:space="4"/>
+        </w:pBdr>
+        <w:shd w:val="clear" w:color="auto" w:fill="D9D9D9"/>
+        <w:spacing w:before="150" w:after="130"/>
+        <w:ind w:left="0" w:right="1106"/>
+      </w:pPr>
+      <w:r>
+        <w:rPr>
+          <w:rFonts w:ascii="Arial" w:cs="Arial" w:eastAsia="Arial" w:hAnsi="Arial"/>
+          <w:b/>
+          <w:bCs/>
+          <w:i w:val="false"/>
+          <w:iCs w:val="false"/>
+          <w:sz w:val="28"/>
+          <w:szCs w:val="28"/>
+        </w:rPr>
+        <w:t xml:space="preserve">PARTIE 2 — L'audit : 6 messages au crible  (séance en groupe)</w:t>
+      </w:r>
     </w:p>
     <w:p>
       <w:pPr>
+        <w:keepNext/>
+        <w:keepLines/>
         <w:spacing w:after="96"/>
       </w:pPr>
       <w:r>
@@ -1280,6 +1077,9 @@
         <w:gridCol w:w="7560"/>
       </w:tblGrid>
       <w:tr>
+        <w:trPr>
+          <w:cantSplit/>
+        </w:trPr>
         <w:tc>
           <w:tcPr>
             <w:tcW w:type="dxa" w:w="1800"/>
@@ -1300,6 +1100,8 @@
           </w:tcPr>
           <w:p>
             <w:pPr>
+              <w:keepNext/>
+              <w:keepLines/>
               <w:spacing w:after="0"/>
             </w:pPr>
             <w:r>
@@ -1336,6 +1138,8 @@
           </w:tcPr>
           <w:p>
             <w:pPr>
+              <w:keepNext/>
+              <w:keepLines/>
               <w:spacing w:after="0"/>
             </w:pPr>
             <w:r>
@@ -1354,6 +1158,9 @@
         </w:tc>
       </w:tr>
       <w:tr>
+        <w:trPr>
+          <w:cantSplit/>
+        </w:trPr>
         <w:tc>
           <w:tcPr>
             <w:tcW w:type="dxa" w:w="1800"/>
@@ -1373,6 +1180,8 @@
           </w:tcPr>
           <w:p>
             <w:pPr>
+              <w:keepNext/>
+              <w:keepLines/>
               <w:spacing w:after="0"/>
             </w:pPr>
             <w:r>
@@ -1408,6 +1217,8 @@
           </w:tcPr>
           <w:p>
             <w:pPr>
+              <w:keepNext/>
+              <w:keepLines/>
               <w:spacing w:after="0"/>
             </w:pPr>
             <w:r>
@@ -1426,6 +1237,9 @@
         </w:tc>
       </w:tr>
       <w:tr>
+        <w:trPr>
+          <w:cantSplit/>
+        </w:trPr>
         <w:tc>
           <w:tcPr>
             <w:tcW w:type="dxa" w:w="1800"/>
@@ -1445,6 +1259,8 @@
           </w:tcPr>
           <w:p>
             <w:pPr>
+              <w:keepNext/>
+              <w:keepLines/>
               <w:spacing w:after="0"/>
             </w:pPr>
             <w:r>
@@ -1480,6 +1296,8 @@
           </w:tcPr>
           <w:p>
             <w:pPr>
+              <w:keepNext/>
+              <w:keepLines/>
               <w:spacing w:after="0"/>
             </w:pPr>
             <w:r>
@@ -1498,6 +1316,9 @@
         </w:tc>
       </w:tr>
       <w:tr>
+        <w:trPr>
+          <w:cantSplit/>
+        </w:trPr>
         <w:tc>
           <w:tcPr>
             <w:tcW w:type="dxa" w:w="1800"/>
@@ -1517,6 +1338,8 @@
           </w:tcPr>
           <w:p>
             <w:pPr>
+              <w:keepNext/>
+              <w:keepLines/>
               <w:spacing w:after="0"/>
             </w:pPr>
             <w:r>
@@ -1552,6 +1375,8 @@
           </w:tcPr>
           <w:p>
             <w:pPr>
+              <w:keepNext/>
+              <w:keepLines/>
               <w:spacing w:after="0"/>
             </w:pPr>
             <w:r>
@@ -1570,6 +1395,9 @@
         </w:tc>
       </w:tr>
       <w:tr>
+        <w:trPr>
+          <w:cantSplit/>
+        </w:trPr>
         <w:tc>
           <w:tcPr>
             <w:tcW w:type="dxa" w:w="1800"/>
@@ -1589,6 +1417,8 @@
           </w:tcPr>
           <w:p>
             <w:pPr>
+              <w:keepNext/>
+              <w:keepLines/>
               <w:spacing w:after="0"/>
             </w:pPr>
             <w:r>
@@ -1624,6 +1454,8 @@
           </w:tcPr>
           <w:p>
             <w:pPr>
+              <w:keepNext/>
+              <w:keepLines/>
               <w:spacing w:after="0"/>
             </w:pPr>
             <w:r>
@@ -1642,6 +1474,9 @@
         </w:tc>
       </w:tr>
       <w:tr>
+        <w:trPr>
+          <w:cantSplit/>
+        </w:trPr>
         <w:tc>
           <w:tcPr>
             <w:tcW w:type="dxa" w:w="1800"/>
@@ -1661,6 +1496,8 @@
           </w:tcPr>
           <w:p>
             <w:pPr>
+              <w:keepNext/>
+              <w:keepLines/>
               <w:spacing w:after="0"/>
             </w:pPr>
             <w:r>
@@ -1696,6 +1533,8 @@
           </w:tcPr>
           <w:p>
             <w:pPr>
+              <w:keepNext/>
+              <w:keepLines/>
               <w:spacing w:after="0"/>
             </w:pPr>
             <w:r>
@@ -1714,6 +1553,9 @@
         </w:tc>
       </w:tr>
       <w:tr>
+        <w:trPr>
+          <w:cantSplit/>
+        </w:trPr>
         <w:tc>
           <w:tcPr>
             <w:tcW w:type="dxa" w:w="1800"/>
@@ -1802,6 +1644,123 @@
         </w:rPr>
         <w:t xml:space="preserve">2a. Que fait-on d'un message piégé ? On ne clique pas, on ne répond pas, on le ............ et on prévient.</w:t>
       </w:r>
+    </w:p>
+    <w:p>
+      <w:pPr>
+        <w:keepNext/>
+        <w:keepLines/>
+        <w:pBdr>
+          <w:top w:val="single" w:color="000000" w:sz="6" w:space="4"/>
+          <w:left w:val="single" w:color="000000" w:sz="6" w:space="4"/>
+          <w:bottom w:val="single" w:color="000000" w:sz="6" w:space="4"/>
+          <w:right w:val="single" w:color="000000" w:sz="6" w:space="4"/>
+        </w:pBdr>
+        <w:shd w:val="clear" w:color="auto" w:fill="D9D9D9"/>
+        <w:spacing w:before="150" w:after="130"/>
+        <w:ind w:left="0" w:right="1106"/>
+      </w:pPr>
+      <w:r>
+        <w:rPr>
+          <w:rFonts w:ascii="Arial" w:cs="Arial" w:eastAsia="Arial" w:hAnsi="Arial"/>
+          <w:b/>
+          <w:bCs/>
+          <w:i w:val="false"/>
+          <w:iCs w:val="false"/>
+          <w:sz w:val="28"/>
+          <w:szCs w:val="28"/>
+        </w:rPr>
+        <w:t xml:space="preserve">PARTIE 3 — Verrouiller ses accès : l'authentification forte</w:t>
+      </w:r>
+    </w:p>
+    <w:p>
+      <w:pPr>
+        <w:spacing w:after="48"/>
+      </w:pPr>
+      <w:r>
+        <w:rPr>
+          <w:rFonts w:ascii="Arial" w:cs="Arial" w:eastAsia="Arial" w:hAnsi="Arial"/>
+          <w:b w:val="false"/>
+          <w:bCs w:val="false"/>
+          <w:i w:val="false"/>
+          <w:iCs w:val="false"/>
+          <w:sz w:val="24"/>
+          <w:szCs w:val="24"/>
+        </w:rPr>
+        <w:t xml:space="preserve">3a. Parmi ces candidats, entoure le meilleur mot de passe et justifie : « P@ss1 » — « collège2026 » — « Tortue-Verte-Boit-9-Cafés! »</w:t>
+      </w:r>
+    </w:p>
+    <w:p>
+      <w:pPr>
+        <w:spacing w:after="96"/>
+      </w:pPr>
+      <w:r>
+        <w:rPr>
+          <w:rFonts w:ascii="Arial" w:cs="Arial" w:eastAsia="Arial" w:hAnsi="Arial"/>
+          <w:b w:val="false"/>
+          <w:bCs w:val="false"/>
+          <w:i w:val="false"/>
+          <w:iCs w:val="false"/>
+          <w:sz w:val="24"/>
+          <w:szCs w:val="24"/>
+        </w:rPr>
+        <w:t xml:space="preserve">.............................................................................</w:t>
+      </w:r>
+    </w:p>
+    <w:p>
+      <w:pPr>
+        <w:spacing w:after="48"/>
+      </w:pPr>
+      <w:r>
+        <w:rPr>
+          <w:rFonts w:ascii="Arial" w:cs="Arial" w:eastAsia="Arial" w:hAnsi="Arial"/>
+          <w:b w:val="false"/>
+          <w:bCs w:val="false"/>
+          <w:i w:val="false"/>
+          <w:iCs w:val="false"/>
+          <w:sz w:val="24"/>
+          <w:szCs w:val="24"/>
+        </w:rPr>
+        <w:t xml:space="preserve">3b. La double authentification ajoute une 2e preuve d'identité (code reçu sur téléphone). Pourquoi protège-t-elle même si le mot de passe est volé ?</w:t>
+      </w:r>
+    </w:p>
+    <w:p>
+      <w:pPr>
+        <w:spacing w:after="96"/>
+      </w:pPr>
+      <w:r>
+        <w:rPr>
+          <w:rFonts w:ascii="Arial" w:cs="Arial" w:eastAsia="Arial" w:hAnsi="Arial"/>
+          <w:b w:val="false"/>
+          <w:bCs w:val="false"/>
+          <w:i w:val="false"/>
+          <w:iCs w:val="false"/>
+          <w:sz w:val="24"/>
+          <w:szCs w:val="24"/>
+        </w:rPr>
+        <w:t xml:space="preserve">.............................................................................</w:t>
+      </w:r>
+    </w:p>
+    <w:p>
+      <w:pPr>
+        <w:spacing w:after="96"/>
+      </w:pPr>
+      <w:r>
+        <w:rPr>
+          <w:rFonts w:ascii="Arial" w:cs="Arial" w:eastAsia="Arial" w:hAnsi="Arial"/>
+          <w:b w:val="false"/>
+          <w:bCs w:val="false"/>
+          <w:i w:val="false"/>
+          <w:iCs w:val="false"/>
+          <w:sz w:val="24"/>
+          <w:szCs w:val="24"/>
+        </w:rPr>
+        <w:t xml:space="preserve">.............................................................................</w:t>
+      </w:r>
+    </w:p>
+    <w:p>
+      <w:pPr>
+        <w:spacing w:after="48"/>
+      </w:pPr>
     </w:p>
     <w:tbl>
       <w:tblPr>
@@ -1819,155 +1778,9 @@
         <w:gridCol w:w="9360"/>
       </w:tblGrid>
       <w:tr>
-        <w:tc>
-          <w:tcPr>
-            <w:tcW w:type="dxa" w:w="9360"/>
-            <w:tcBorders>
-              <w:top w:val="single" w:color="000000" w:sz="6"/>
-              <w:left w:val="single" w:color="000000" w:sz="6"/>
-              <w:bottom w:val="single" w:color="000000" w:sz="6"/>
-              <w:right w:val="single" w:color="000000" w:sz="6"/>
-            </w:tcBorders>
-            <w:shd w:fill="D9D9D9" w:val="clear"/>
-            <w:tcMar>
-              <w:top w:type="dxa" w:w="40"/>
-              <w:left w:type="dxa" w:w="80"/>
-              <w:bottom w:type="dxa" w:w="40"/>
-              <w:right w:type="dxa" w:w="80"/>
-            </w:tcMar>
-            <w:vAlign w:val="center"/>
-          </w:tcPr>
-          <w:p>
-            <w:pPr>
-              <w:spacing w:after="0"/>
-            </w:pPr>
-            <w:r>
-              <w:rPr>
-                <w:rFonts w:ascii="Arial" w:cs="Arial" w:eastAsia="Arial" w:hAnsi="Arial"/>
-                <w:b/>
-                <w:bCs/>
-                <w:i w:val="false"/>
-                <w:iCs w:val="false"/>
-                <w:sz w:val="28"/>
-                <w:szCs w:val="28"/>
-              </w:rPr>
-              <w:t xml:space="preserve">PARTIE 3 — Verrouiller ses accès : l'authentification forte</w:t>
-            </w:r>
-          </w:p>
-        </w:tc>
-      </w:tr>
-    </w:tbl>
-    <w:p>
-      <w:pPr>
-        <w:spacing w:after="64"/>
-      </w:pPr>
-    </w:p>
-    <w:p>
-      <w:pPr>
-        <w:spacing w:after="48"/>
-      </w:pPr>
-      <w:r>
-        <w:rPr>
-          <w:rFonts w:ascii="Arial" w:cs="Arial" w:eastAsia="Arial" w:hAnsi="Arial"/>
-          <w:b w:val="false"/>
-          <w:bCs w:val="false"/>
-          <w:i w:val="false"/>
-          <w:iCs w:val="false"/>
-          <w:sz w:val="24"/>
-          <w:szCs w:val="24"/>
-        </w:rPr>
-        <w:t xml:space="preserve">3a. Parmi ces candidats, entoure le meilleur mot de passe et justifie : « P@ss1 » — « collège2026 » — « Tortue-Verte-Boit-9-Cafés! »</w:t>
-      </w:r>
-    </w:p>
-    <w:p>
-      <w:pPr>
-        <w:spacing w:after="96"/>
-      </w:pPr>
-      <w:r>
-        <w:rPr>
-          <w:rFonts w:ascii="Arial" w:cs="Arial" w:eastAsia="Arial" w:hAnsi="Arial"/>
-          <w:b w:val="false"/>
-          <w:bCs w:val="false"/>
-          <w:i w:val="false"/>
-          <w:iCs w:val="false"/>
-          <w:sz w:val="24"/>
-          <w:szCs w:val="24"/>
-        </w:rPr>
-        <w:t xml:space="preserve">.............................................................................</w:t>
-      </w:r>
-    </w:p>
-    <w:p>
-      <w:pPr>
-        <w:spacing w:after="48"/>
-      </w:pPr>
-      <w:r>
-        <w:rPr>
-          <w:rFonts w:ascii="Arial" w:cs="Arial" w:eastAsia="Arial" w:hAnsi="Arial"/>
-          <w:b w:val="false"/>
-          <w:bCs w:val="false"/>
-          <w:i w:val="false"/>
-          <w:iCs w:val="false"/>
-          <w:sz w:val="24"/>
-          <w:szCs w:val="24"/>
-        </w:rPr>
-        <w:t xml:space="preserve">3b. La double authentification ajoute une 2e preuve d'identité (code reçu sur téléphone). Pourquoi protège-t-elle même si le mot de passe est volé ?</w:t>
-      </w:r>
-    </w:p>
-    <w:p>
-      <w:pPr>
-        <w:spacing w:after="96"/>
-      </w:pPr>
-      <w:r>
-        <w:rPr>
-          <w:rFonts w:ascii="Arial" w:cs="Arial" w:eastAsia="Arial" w:hAnsi="Arial"/>
-          <w:b w:val="false"/>
-          <w:bCs w:val="false"/>
-          <w:i w:val="false"/>
-          <w:iCs w:val="false"/>
-          <w:sz w:val="24"/>
-          <w:szCs w:val="24"/>
-        </w:rPr>
-        <w:t xml:space="preserve">.............................................................................</w:t>
-      </w:r>
-    </w:p>
-    <w:p>
-      <w:pPr>
-        <w:spacing w:after="96"/>
-      </w:pPr>
-      <w:r>
-        <w:rPr>
-          <w:rFonts w:ascii="Arial" w:cs="Arial" w:eastAsia="Arial" w:hAnsi="Arial"/>
-          <w:b w:val="false"/>
-          <w:bCs w:val="false"/>
-          <w:i w:val="false"/>
-          <w:iCs w:val="false"/>
-          <w:sz w:val="24"/>
-          <w:szCs w:val="24"/>
-        </w:rPr>
-        <w:t xml:space="preserve">.............................................................................</w:t>
-      </w:r>
-    </w:p>
-    <w:p>
-      <w:pPr>
-        <w:spacing w:after="48"/>
-      </w:pPr>
-    </w:p>
-    <w:tbl>
-      <w:tblPr>
-        <w:tblW w:type="dxa" w:w="9360"/>
-        <w:tblBorders>
-          <w:top w:val="single" w:color="auto" w:sz="4"/>
-          <w:left w:val="single" w:color="auto" w:sz="4"/>
-          <w:bottom w:val="single" w:color="auto" w:sz="4"/>
-          <w:right w:val="single" w:color="auto" w:sz="4"/>
-          <w:insideH w:val="single" w:color="auto" w:sz="4"/>
-          <w:insideV w:val="single" w:color="auto" w:sz="4"/>
-        </w:tblBorders>
-      </w:tblPr>
-      <w:tblGrid>
-        <w:gridCol w:w="9360"/>
-      </w:tblGrid>
-      <w:tr>
+        <w:trPr>
+          <w:cantSplit/>
+        </w:trPr>
         <w:tc>
           <w:tcPr>
             <w:tcW w:type="dxa" w:w="9360"/>

--- a/public/2026/seq04/FICHE_S4-A01_Phishing_4eme.docx
+++ b/public/2026/seq04/FICHE_S4-A01_Phishing_4eme.docx
@@ -211,32 +211,6 @@
                 <w:szCs w:val="15"/>
               </w:rPr>
               <w:t xml:space="preserve">ACTIVITÉ N°01</w:t>
-            </w:r>
-          </w:p>
-          <w:p>
-            <w:pPr>
-              <w:spacing w:after="0"/>
-            </w:pPr>
-            <w:r>
-              <w:rPr>
-                <w:rFonts w:ascii="Arial" w:cs="Arial" w:eastAsia="Arial" w:hAnsi="Arial"/>
-                <w:sz w:val="14"/>
-                <w:szCs w:val="14"/>
-              </w:rPr>
-              <w:t xml:space="preserve">NOM : ..............................</w:t>
-            </w:r>
-          </w:p>
-          <w:p>
-            <w:pPr>
-              <w:spacing w:after="0"/>
-            </w:pPr>
-            <w:r>
-              <w:rPr>
-                <w:rFonts w:ascii="Arial" w:cs="Arial" w:eastAsia="Arial" w:hAnsi="Arial"/>
-                <w:sz w:val="14"/>
-                <w:szCs w:val="14"/>
-              </w:rPr>
-              <w:t xml:space="preserve">PRÉNOM : .........................</w:t>
             </w:r>
           </w:p>
         </w:tc>

--- a/public/2026/seq04/FICHE_S4-A01_Phishing_4eme.docx
+++ b/public/2026/seq04/FICHE_S4-A01_Phishing_4eme.docx
@@ -646,19 +646,19 @@
             <w:pPr>
               <w:keepNext/>
               <w:keepLines/>
-              <w:spacing w:after="0"/>
-            </w:pPr>
-            <w:r>
-              <w:rPr>
-                <w:rFonts w:ascii="Arial" w:cs="Arial" w:eastAsia="Arial" w:hAnsi="Arial"/>
-                <w:b w:val="false"/>
-                <w:bCs w:val="false"/>
-                <w:i w:val="false"/>
-                <w:iCs w:val="false"/>
-                <w:sz w:val="24"/>
-                <w:szCs w:val="24"/>
-              </w:rPr>
-              <w:t xml:space="preserve">Une adresse d'expéditeur .............................................</w:t>
+              <w:spacing w:after="230"/>
+            </w:pPr>
+            <w:r>
+              <w:rPr>
+                <w:rFonts w:ascii="Arial" w:cs="Arial" w:eastAsia="Arial" w:hAnsi="Arial"/>
+                <w:b w:val="false"/>
+                <w:bCs w:val="false"/>
+                <w:i w:val="false"/>
+                <w:iCs w:val="false"/>
+                <w:sz w:val="24"/>
+                <w:szCs w:val="24"/>
+              </w:rPr>
+              <w:t xml:space="preserve">Une adresse d'expéditeur ............................................................................................................</w:t>
             </w:r>
           </w:p>
         </w:tc>
@@ -804,19 +804,19 @@
             <w:pPr>
               <w:keepNext/>
               <w:keepLines/>
-              <w:spacing w:after="0"/>
-            </w:pPr>
-            <w:r>
-              <w:rPr>
-                <w:rFonts w:ascii="Arial" w:cs="Arial" w:eastAsia="Arial" w:hAnsi="Arial"/>
-                <w:b w:val="false"/>
-                <w:bCs w:val="false"/>
-                <w:i w:val="false"/>
-                <w:iCs w:val="false"/>
-                <w:sz w:val="24"/>
-                <w:szCs w:val="24"/>
-              </w:rPr>
-              <w:t xml:space="preserve">Un lien qui ne mène pas où il .............................................</w:t>
+              <w:spacing w:after="230"/>
+            </w:pPr>
+            <w:r>
+              <w:rPr>
+                <w:rFonts w:ascii="Arial" w:cs="Arial" w:eastAsia="Arial" w:hAnsi="Arial"/>
+                <w:b w:val="false"/>
+                <w:bCs w:val="false"/>
+                <w:i w:val="false"/>
+                <w:iCs w:val="false"/>
+                <w:sz w:val="24"/>
+                <w:szCs w:val="24"/>
+              </w:rPr>
+              <w:t xml:space="preserve">Un lien qui ne mène pas où il .......................................................................................................</w:t>
             </w:r>
           </w:p>
         </w:tc>
@@ -1193,19 +1193,19 @@
             <w:pPr>
               <w:keepNext/>
               <w:keepLines/>
-              <w:spacing w:after="0"/>
-            </w:pPr>
-            <w:r>
-              <w:rPr>
-                <w:rFonts w:ascii="Arial" w:cs="Arial" w:eastAsia="Arial" w:hAnsi="Arial"/>
-                <w:b w:val="false"/>
-                <w:bCs w:val="false"/>
-                <w:i w:val="false"/>
-                <w:iCs w:val="false"/>
-                <w:sz w:val="24"/>
-                <w:szCs w:val="24"/>
-              </w:rPr>
-              <w:t xml:space="preserve">☐ SÛR  ☐ PIÈGE — preuve : .............................................</w:t>
+              <w:spacing w:after="230"/>
+            </w:pPr>
+            <w:r>
+              <w:rPr>
+                <w:rFonts w:ascii="Arial" w:cs="Arial" w:eastAsia="Arial" w:hAnsi="Arial"/>
+                <w:b w:val="false"/>
+                <w:bCs w:val="false"/>
+                <w:i w:val="false"/>
+                <w:iCs w:val="false"/>
+                <w:sz w:val="24"/>
+                <w:szCs w:val="24"/>
+              </w:rPr>
+              <w:t xml:space="preserve">☐ SÛR  ☐ PIÈGE — preuve : ......................................................................................................</w:t>
             </w:r>
           </w:p>
         </w:tc>
@@ -1272,19 +1272,19 @@
             <w:pPr>
               <w:keepNext/>
               <w:keepLines/>
-              <w:spacing w:after="0"/>
-            </w:pPr>
-            <w:r>
-              <w:rPr>
-                <w:rFonts w:ascii="Arial" w:cs="Arial" w:eastAsia="Arial" w:hAnsi="Arial"/>
-                <w:b w:val="false"/>
-                <w:bCs w:val="false"/>
-                <w:i w:val="false"/>
-                <w:iCs w:val="false"/>
-                <w:sz w:val="24"/>
-                <w:szCs w:val="24"/>
-              </w:rPr>
-              <w:t xml:space="preserve">☐ SÛR  ☐ PIÈGE — preuve : .............................................</w:t>
+              <w:spacing w:after="230"/>
+            </w:pPr>
+            <w:r>
+              <w:rPr>
+                <w:rFonts w:ascii="Arial" w:cs="Arial" w:eastAsia="Arial" w:hAnsi="Arial"/>
+                <w:b w:val="false"/>
+                <w:bCs w:val="false"/>
+                <w:i w:val="false"/>
+                <w:iCs w:val="false"/>
+                <w:sz w:val="24"/>
+                <w:szCs w:val="24"/>
+              </w:rPr>
+              <w:t xml:space="preserve">☐ SÛR  ☐ PIÈGE — preuve : ......................................................................................................</w:t>
             </w:r>
           </w:p>
         </w:tc>
@@ -1351,19 +1351,19 @@
             <w:pPr>
               <w:keepNext/>
               <w:keepLines/>
-              <w:spacing w:after="0"/>
-            </w:pPr>
-            <w:r>
-              <w:rPr>
-                <w:rFonts w:ascii="Arial" w:cs="Arial" w:eastAsia="Arial" w:hAnsi="Arial"/>
-                <w:b w:val="false"/>
-                <w:bCs w:val="false"/>
-                <w:i w:val="false"/>
-                <w:iCs w:val="false"/>
-                <w:sz w:val="24"/>
-                <w:szCs w:val="24"/>
-              </w:rPr>
-              <w:t xml:space="preserve">☐ SÛR  ☐ PIÈGE — preuve : .............................................</w:t>
+              <w:spacing w:after="230"/>
+            </w:pPr>
+            <w:r>
+              <w:rPr>
+                <w:rFonts w:ascii="Arial" w:cs="Arial" w:eastAsia="Arial" w:hAnsi="Arial"/>
+                <w:b w:val="false"/>
+                <w:bCs w:val="false"/>
+                <w:i w:val="false"/>
+                <w:iCs w:val="false"/>
+                <w:sz w:val="24"/>
+                <w:szCs w:val="24"/>
+              </w:rPr>
+              <w:t xml:space="preserve">☐ SÛR  ☐ PIÈGE — preuve : ......................................................................................................</w:t>
             </w:r>
           </w:p>
         </w:tc>
@@ -1430,19 +1430,19 @@
             <w:pPr>
               <w:keepNext/>
               <w:keepLines/>
-              <w:spacing w:after="0"/>
-            </w:pPr>
-            <w:r>
-              <w:rPr>
-                <w:rFonts w:ascii="Arial" w:cs="Arial" w:eastAsia="Arial" w:hAnsi="Arial"/>
-                <w:b w:val="false"/>
-                <w:bCs w:val="false"/>
-                <w:i w:val="false"/>
-                <w:iCs w:val="false"/>
-                <w:sz w:val="24"/>
-                <w:szCs w:val="24"/>
-              </w:rPr>
-              <w:t xml:space="preserve">☐ SÛR  ☐ PIÈGE — preuve : .............................................</w:t>
+              <w:spacing w:after="230"/>
+            </w:pPr>
+            <w:r>
+              <w:rPr>
+                <w:rFonts w:ascii="Arial" w:cs="Arial" w:eastAsia="Arial" w:hAnsi="Arial"/>
+                <w:b w:val="false"/>
+                <w:bCs w:val="false"/>
+                <w:i w:val="false"/>
+                <w:iCs w:val="false"/>
+                <w:sz w:val="24"/>
+                <w:szCs w:val="24"/>
+              </w:rPr>
+              <w:t xml:space="preserve">☐ SÛR  ☐ PIÈGE — preuve : ......................................................................................................</w:t>
             </w:r>
           </w:p>
         </w:tc>
@@ -1509,19 +1509,19 @@
             <w:pPr>
               <w:keepNext/>
               <w:keepLines/>
-              <w:spacing w:after="0"/>
-            </w:pPr>
-            <w:r>
-              <w:rPr>
-                <w:rFonts w:ascii="Arial" w:cs="Arial" w:eastAsia="Arial" w:hAnsi="Arial"/>
-                <w:b w:val="false"/>
-                <w:bCs w:val="false"/>
-                <w:i w:val="false"/>
-                <w:iCs w:val="false"/>
-                <w:sz w:val="24"/>
-                <w:szCs w:val="24"/>
-              </w:rPr>
-              <w:t xml:space="preserve">☐ SÛR  ☐ PIÈGE — preuve : .............................................</w:t>
+              <w:spacing w:after="230"/>
+            </w:pPr>
+            <w:r>
+              <w:rPr>
+                <w:rFonts w:ascii="Arial" w:cs="Arial" w:eastAsia="Arial" w:hAnsi="Arial"/>
+                <w:b w:val="false"/>
+                <w:bCs w:val="false"/>
+                <w:i w:val="false"/>
+                <w:iCs w:val="false"/>
+                <w:sz w:val="24"/>
+                <w:szCs w:val="24"/>
+              </w:rPr>
+              <w:t xml:space="preserve">☐ SÛR  ☐ PIÈGE — preuve : ......................................................................................................</w:t>
             </w:r>
           </w:p>
         </w:tc>
@@ -1584,19 +1584,19 @@
           </w:tcPr>
           <w:p>
             <w:pPr>
-              <w:spacing w:after="0"/>
-            </w:pPr>
-            <w:r>
-              <w:rPr>
-                <w:rFonts w:ascii="Arial" w:cs="Arial" w:eastAsia="Arial" w:hAnsi="Arial"/>
-                <w:b w:val="false"/>
-                <w:bCs w:val="false"/>
-                <w:i w:val="false"/>
-                <w:iCs w:val="false"/>
-                <w:sz w:val="24"/>
-                <w:szCs w:val="24"/>
-              </w:rPr>
-              <w:t xml:space="preserve">☐ SÛR  ☐ PIÈGE — preuve : .............................................</w:t>
+              <w:spacing w:after="230"/>
+            </w:pPr>
+            <w:r>
+              <w:rPr>
+                <w:rFonts w:ascii="Arial" w:cs="Arial" w:eastAsia="Arial" w:hAnsi="Arial"/>
+                <w:b w:val="false"/>
+                <w:bCs w:val="false"/>
+                <w:i w:val="false"/>
+                <w:iCs w:val="false"/>
+                <w:sz w:val="24"/>
+                <w:szCs w:val="24"/>
+              </w:rPr>
+              <w:t xml:space="preserve">☐ SÛR  ☐ PIÈGE — preuve : ......................................................................................................</w:t>
             </w:r>
           </w:p>
         </w:tc>
@@ -1665,7 +1665,7 @@
     </w:p>
     <w:p>
       <w:pPr>
-        <w:spacing w:after="96"/>
+        <w:spacing w:after="230"/>
       </w:pPr>
       <w:r>
         <w:rPr>
@@ -1677,7 +1677,7 @@
           <w:sz w:val="24"/>
           <w:szCs w:val="24"/>
         </w:rPr>
-        <w:t xml:space="preserve">.............................................................................</w:t>
+        <w:t xml:space="preserve">......................................................................................................................................................</w:t>
       </w:r>
     </w:p>
     <w:p>
@@ -1699,7 +1699,7 @@
     </w:p>
     <w:p>
       <w:pPr>
-        <w:spacing w:after="96"/>
+        <w:spacing w:after="230"/>
       </w:pPr>
       <w:r>
         <w:rPr>
@@ -1711,12 +1711,12 @@
           <w:sz w:val="24"/>
           <w:szCs w:val="24"/>
         </w:rPr>
-        <w:t xml:space="preserve">.............................................................................</w:t>
+        <w:t xml:space="preserve">......................................................................................................................................................</w:t>
       </w:r>
     </w:p>
     <w:p>
       <w:pPr>
-        <w:spacing w:after="96"/>
+        <w:spacing w:after="230"/>
       </w:pPr>
       <w:r>
         <w:rPr>
@@ -1728,7 +1728,7 @@
           <w:sz w:val="24"/>
           <w:szCs w:val="24"/>
         </w:rPr>
-        <w:t xml:space="preserve">.............................................................................</w:t>
+        <w:t xml:space="preserve">......................................................................................................................................................</w:t>
       </w:r>
     </w:p>
     <w:p>

--- a/public/2026/seq04/FICHE_S4-A01_Phishing_4eme.docx
+++ b/public/2026/seq04/FICHE_S4-A01_Phishing_4eme.docx
@@ -345,6 +345,30 @@
         </w:tc>
       </w:tr>
     </w:tbl>
+    <w:p>
+      <w:pPr>
+        <w:keepNext/>
+        <w:spacing w:after="128"/>
+      </w:pPr>
+      <w:r>
+        <w:rPr>
+          <w:rFonts w:ascii="Arial" w:cs="Arial" w:eastAsia="Arial" w:hAnsi="Arial"/>
+          <w:sz w:val="24"/>
+          <w:szCs w:val="24"/>
+          <w:b/>
+          <w:bCs/>
+        </w:rPr>
+        <w:t xml:space="preserve">OBJECTIF — </w:t>
+      </w:r>
+      <w:r>
+        <w:rPr>
+          <w:rFonts w:ascii="Arial" w:cs="Arial" w:eastAsia="Arial" w:hAnsi="Arial"/>
+          <w:sz w:val="24"/>
+          <w:szCs w:val="24"/>
+        </w:rPr>
+        <w:t xml:space="preserve">Tu sauras repérer les cinq indices d'un message piégé et prouver ton verdict.</w:t>
+      </w:r>
+    </w:p>
     <w:p>
       <w:pPr>
         <w:keepNext/>
@@ -658,7 +682,7 @@
                 <w:sz w:val="24"/>
                 <w:szCs w:val="24"/>
               </w:rPr>
-              <w:t xml:space="preserve">Une adresse d'expéditeur ............................................................................................................</w:t>
+              <w:t xml:space="preserve">Une adresse d'expéditeur ...............................................................</w:t>
             </w:r>
           </w:p>
         </w:tc>
@@ -816,7 +840,7 @@
                 <w:sz w:val="24"/>
                 <w:szCs w:val="24"/>
               </w:rPr>
-              <w:t xml:space="preserve">Un lien qui ne mène pas où il .......................................................................................................</w:t>
+              <w:t xml:space="preserve">Un lien qui ne mène pas où il ..........................................................</w:t>
             </w:r>
           </w:p>
         </w:tc>
@@ -1205,7 +1229,7 @@
                 <w:sz w:val="24"/>
                 <w:szCs w:val="24"/>
               </w:rPr>
-              <w:t xml:space="preserve">☐ SÛR  ☐ PIÈGE — preuve : ......................................................................................................</w:t>
+              <w:t xml:space="preserve">☐ SÛR  ☐ PIÈGE — preuve : ..........................................................</w:t>
             </w:r>
           </w:p>
         </w:tc>
@@ -1284,7 +1308,7 @@
                 <w:sz w:val="24"/>
                 <w:szCs w:val="24"/>
               </w:rPr>
-              <w:t xml:space="preserve">☐ SÛR  ☐ PIÈGE — preuve : ......................................................................................................</w:t>
+              <w:t xml:space="preserve">☐ SÛR  ☐ PIÈGE — preuve : ..........................................................</w:t>
             </w:r>
           </w:p>
         </w:tc>
@@ -1363,7 +1387,7 @@
                 <w:sz w:val="24"/>
                 <w:szCs w:val="24"/>
               </w:rPr>
-              <w:t xml:space="preserve">☐ SÛR  ☐ PIÈGE — preuve : ......................................................................................................</w:t>
+              <w:t xml:space="preserve">☐ SÛR  ☐ PIÈGE — preuve : ..........................................................</w:t>
             </w:r>
           </w:p>
         </w:tc>
@@ -1442,7 +1466,7 @@
                 <w:sz w:val="24"/>
                 <w:szCs w:val="24"/>
               </w:rPr>
-              <w:t xml:space="preserve">☐ SÛR  ☐ PIÈGE — preuve : ......................................................................................................</w:t>
+              <w:t xml:space="preserve">☐ SÛR  ☐ PIÈGE — preuve : ..........................................................</w:t>
             </w:r>
           </w:p>
         </w:tc>
@@ -1521,7 +1545,7 @@
                 <w:sz w:val="24"/>
                 <w:szCs w:val="24"/>
               </w:rPr>
-              <w:t xml:space="preserve">☐ SÛR  ☐ PIÈGE — preuve : ......................................................................................................</w:t>
+              <w:t xml:space="preserve">☐ SÛR  ☐ PIÈGE — preuve : ..........................................................</w:t>
             </w:r>
           </w:p>
         </w:tc>
@@ -1596,7 +1620,7 @@
                 <w:sz w:val="24"/>
                 <w:szCs w:val="24"/>
               </w:rPr>
-              <w:t xml:space="preserve">☐ SÛR  ☐ PIÈGE — preuve : ......................................................................................................</w:t>
+              <w:t xml:space="preserve">☐ SÛR  ☐ PIÈGE — preuve : ..........................................................</w:t>
             </w:r>
           </w:p>
         </w:tc>

--- a/public/2026/seq04/FICHE_S4-A01_Phishing_4eme.docx
+++ b/public/2026/seq04/FICHE_S4-A01_Phishing_4eme.docx
@@ -453,6 +453,35 @@
         </w:tc>
       </w:tr>
     </w:tbl>
+    <w:p>
+      <w:pPr>
+        <w:keepNext/>
+        <w:spacing w:before="96" w:after="60"/>
+      </w:pPr>
+      <w:r>
+        <w:rPr>
+          <w:rFonts w:ascii="Arial" w:cs="Arial" w:eastAsia="Arial" w:hAnsi="Arial"/>
+          <w:sz w:val="22"/>
+          <w:szCs w:val="22"/>
+          <w:i/>
+          <w:iCs/>
+        </w:rPr>
+        <w:t xml:space="preserve">D'APRÈS TOI ? Réponds AVANT de commencer, même sans être sûr. Ça ne se note pas.</w:t>
+      </w:r>
+    </w:p>
+    <w:p>
+      <w:pPr>
+        <w:spacing w:after="240"/>
+      </w:pPr>
+      <w:r>
+        <w:rPr>
+          <w:rFonts w:ascii="Arial" w:cs="Arial" w:eastAsia="Arial" w:hAnsi="Arial"/>
+          <w:sz w:val="24"/>
+          <w:szCs w:val="24"/>
+        </w:rPr>
+        <w:t xml:space="preserve">............................................................................................................................................</w:t>
+      </w:r>
+    </w:p>
     <w:p>
       <w:pPr>
         <w:keepNext/>

--- a/public/2026/seq04/FICHE_S4-A01_Phishing_4eme.docx
+++ b/public/2026/seq04/FICHE_S4-A01_Phishing_4eme.docx
@@ -480,6 +480,98 @@
           <w:szCs w:val="24"/>
         </w:rPr>
         <w:t xml:space="preserve">............................................................................................................................................</w:t>
+      </w:r>
+    </w:p>
+    <w:p>
+      <w:pPr>
+        <w:keepNext/>
+        <w:pBdr>
+          <w:top w:val="single" w:sz="6" w:space="2" w:color="D9D9D9"/>
+          <w:left w:val="single" w:sz="6" w:space="2" w:color="D9D9D9"/>
+          <w:bottom w:val="single" w:sz="6" w:space="2" w:color="D9D9D9"/>
+          <w:right w:val="single" w:sz="6" w:space="2" w:color="D9D9D9"/>
+        </w:pBdr>
+        <w:shd w:val="clear" w:color="auto" w:fill="F2F2F2"/>
+        <w:spacing w:before="80" w:after="0"/>
+        <w:ind w:left="60" w:right="60"/>
+      </w:pPr>
+      <w:r>
+        <w:rPr>
+          <w:rFonts w:ascii="Arial" w:cs="Arial" w:eastAsia="Arial" w:hAnsi="Arial"/>
+          <w:b/>
+          <w:bCs/>
+          <w:sz w:val="24"/>
+          <w:szCs w:val="24"/>
+        </w:rPr>
+        <w:t xml:space="preserve">RESSOURCE 1 — Cybertech</w:t>
+      </w:r>
+      <w:r>
+        <w:rPr>
+          <w:rFonts w:ascii="Arial" w:cs="Arial" w:eastAsia="Arial" w:hAnsi="Arial"/>
+          <w:sz w:val="24"/>
+          <w:szCs w:val="24"/>
+        </w:rPr>
+        <w:t xml:space="preserve"> · Techno-Flash · rien à installer</w:t>
+      </w:r>
+      <w:r>
+        <w:rPr>
+          <w:rFonts w:ascii="Arial" w:cs="Arial" w:eastAsia="Arial" w:hAnsi="Arial"/>
+        </w:rPr>
+        <w:br/>
+      </w:r>
+      <w:r>
+        <w:rPr>
+          <w:rFonts w:ascii="Arial" w:cs="Arial" w:eastAsia="Arial" w:hAnsi="Arial"/>
+          <w:sz w:val="22"/>
+          <w:szCs w:val="22"/>
+        </w:rPr>
+        <w:t xml:space="preserve">→ techno-flash.com/animations/Cybertech-45ejsu78f/cybertech.html</w:t>
+      </w:r>
+    </w:p>
+    <w:p>
+      <w:pPr>
+        <w:keepNext/>
+        <w:pBdr>
+          <w:top w:val="single" w:sz="6" w:space="2" w:color="D9D9D9"/>
+          <w:left w:val="single" w:sz="6" w:space="2" w:color="D9D9D9"/>
+          <w:bottom w:val="single" w:sz="6" w:space="2" w:color="D9D9D9"/>
+          <w:right w:val="single" w:sz="6" w:space="2" w:color="D9D9D9"/>
+        </w:pBdr>
+        <w:shd w:val="clear" w:color="auto" w:fill="F2F2F2"/>
+        <w:spacing w:before="0" w:after="120"/>
+        <w:ind w:left="60" w:right="60"/>
+      </w:pPr>
+      <w:r>
+        <w:rPr>
+          <w:rFonts w:ascii="Arial" w:cs="Arial" w:eastAsia="Arial" w:hAnsi="Arial"/>
+          <w:b/>
+          <w:bCs/>
+          <w:sz w:val="24"/>
+          <w:szCs w:val="24"/>
+        </w:rPr>
+        <w:t xml:space="preserve">RESSOURCE 2 — Cybermalveillance.gouv.fr</w:t>
+      </w:r>
+      <w:r>
+        <w:rPr>
+          <w:rFonts w:ascii="Arial" w:cs="Arial" w:eastAsia="Arial" w:hAnsi="Arial"/>
+          <w:sz w:val="24"/>
+          <w:szCs w:val="24"/>
+        </w:rPr>
+        <w:t xml:space="preserve"> · Service public · rien à installer</w:t>
+      </w:r>
+      <w:r>
+        <w:rPr>
+          <w:rFonts w:ascii="Arial" w:cs="Arial" w:eastAsia="Arial" w:hAnsi="Arial"/>
+        </w:rPr>
+        <w:br/>
+      </w:r>
+      <w:r>
+        <w:rPr>
+          <w:rFonts w:ascii="Arial" w:cs="Arial" w:eastAsia="Arial" w:hAnsi="Arial"/>
+          <w:sz w:val="22"/>
+          <w:szCs w:val="22"/>
+        </w:rPr>
+        <w:t xml:space="preserve">→ www.cybermalveillance.gouv.fr</w:t>
       </w:r>
     </w:p>
     <w:p>
